--- a/ASP.docx
+++ b/ASP.docx
@@ -2824,69 +2824,32 @@
         <w:rPr>
           <w:lang w:val="en-US" w:eastAsia="ru-RU"/>
         </w:rPr>
-        <w:t>RE</w:t>
-      </w:r>
-      <w:bookmarkStart w:id="1" w:name="_GoBack"/>
-      <w:bookmarkEnd w:id="1"/>
-      <w:r>
-        <w:rPr>
-          <w:lang w:val="en-US" w:eastAsia="ru-RU"/>
-        </w:rPr>
-        <w:t>ST is an acronym for </w:t>
-      </w:r>
-      <w:proofErr w:type="spellStart"/>
-      <w:r>
-        <w:rPr>
-          <w:lang w:val="en-US" w:eastAsia="ru-RU"/>
-        </w:rPr>
-        <w:t>RE</w:t>
-      </w:r>
-      <w:r>
-        <w:rPr>
-          <w:lang w:val="en-US" w:eastAsia="ru-RU"/>
-        </w:rPr>
-        <w:t>presentational</w:t>
-      </w:r>
-      <w:proofErr w:type="spellEnd"/>
-      <w:r>
-        <w:rPr>
-          <w:lang w:val="en-US" w:eastAsia="ru-RU"/>
-        </w:rPr>
-        <w:t> </w:t>
-      </w:r>
-      <w:r>
-        <w:rPr>
-          <w:lang w:val="en-US" w:eastAsia="ru-RU"/>
-        </w:rPr>
-        <w:t>S</w:t>
-      </w:r>
-      <w:r>
-        <w:rPr>
-          <w:lang w:val="en-US" w:eastAsia="ru-RU"/>
-        </w:rPr>
-        <w:t>tate </w:t>
-      </w:r>
-      <w:r>
-        <w:rPr>
-          <w:lang w:val="en-US" w:eastAsia="ru-RU"/>
-        </w:rPr>
-        <w:t>T</w:t>
-      </w:r>
-      <w:r>
-        <w:rPr>
-          <w:lang w:val="en-US" w:eastAsia="ru-RU"/>
-        </w:rPr>
-        <w:t>ransfer</w:t>
-      </w:r>
-    </w:p>
-    <w:p>
-      <w:pPr>
-        <w:rPr>
-          <w:lang w:val="en-US" w:eastAsia="ru-RU"/>
-        </w:rPr>
-      </w:pPr>
-      <w:r>
-        <w:rPr>
+        <w:t>REST is an acronym for </w:t>
+      </w:r>
+      <w:proofErr w:type="spellStart"/>
+      <w:r>
+        <w:rPr>
+          <w:lang w:val="en-US" w:eastAsia="ru-RU"/>
+        </w:rPr>
+        <w:t>REpresentational</w:t>
+      </w:r>
+      <w:proofErr w:type="spellEnd"/>
+      <w:r>
+        <w:rPr>
+          <w:lang w:val="en-US" w:eastAsia="ru-RU"/>
+        </w:rPr>
+        <w:t> State Transfer</w:t>
+      </w:r>
+    </w:p>
+    <w:p>
+      <w:pPr>
+        <w:rPr>
+          <w:lang w:val="en-US" w:eastAsia="ru-RU"/>
+        </w:rPr>
+      </w:pPr>
+      <w:r>
+        <w:rPr>
+          <w:noProof/>
           <w:lang w:val="en-US" w:eastAsia="ru-RU"/>
         </w:rPr>
         <w:drawing>
@@ -2952,7 +2915,7 @@
           <w:lang w:val="en-US"/>
         </w:rPr>
       </w:pPr>
-      <w:bookmarkStart w:id="2" w:name="_Toc212308947"/>
+      <w:bookmarkStart w:id="1" w:name="_Toc212308947"/>
       <w:r>
         <w:rPr>
           <w:rFonts w:ascii="Segoe UI" w:hAnsi="Segoe UI" w:cs="Segoe UI"/>
@@ -2963,7 +2926,7 @@
         </w:rPr>
         <w:t>1.1. Singleton and Collection Resources</w:t>
       </w:r>
-      <w:bookmarkEnd w:id="2"/>
+      <w:bookmarkEnd w:id="1"/>
     </w:p>
     <w:p>
       <w:pPr>
@@ -3093,7 +3056,7 @@
           <w:lang w:val="en-US"/>
         </w:rPr>
       </w:pPr>
-      <w:bookmarkStart w:id="3" w:name="_Toc212308948"/>
+      <w:bookmarkStart w:id="2" w:name="_Toc212308948"/>
       <w:r>
         <w:rPr>
           <w:rFonts w:ascii="Segoe UI" w:hAnsi="Segoe UI" w:cs="Segoe UI"/>
@@ -3104,7 +3067,7 @@
         </w:rPr>
         <w:t>1.2. Collection and Sub-collection Resources</w:t>
       </w:r>
-      <w:bookmarkEnd w:id="3"/>
+      <w:bookmarkEnd w:id="2"/>
     </w:p>
     <w:p>
       <w:pPr>
@@ -3432,7 +3395,7 @@
           <w:lang w:val="en-US"/>
         </w:rPr>
       </w:pPr>
-      <w:bookmarkStart w:id="4" w:name="_Toc212308949"/>
+      <w:bookmarkStart w:id="3" w:name="_Toc212308949"/>
       <w:r>
         <w:rPr>
           <w:rFonts w:ascii="Segoe UI" w:hAnsi="Segoe UI" w:cs="Segoe UI"/>
@@ -3444,7 +3407,7 @@
         <w:lastRenderedPageBreak/>
         <w:t>2. Best Practices</w:t>
       </w:r>
-      <w:bookmarkEnd w:id="4"/>
+      <w:bookmarkEnd w:id="3"/>
     </w:p>
     <w:p>
       <w:pPr>
@@ -3459,7 +3422,7 @@
           <w:lang w:val="en-US"/>
         </w:rPr>
       </w:pPr>
-      <w:bookmarkStart w:id="5" w:name="_Toc212308950"/>
+      <w:bookmarkStart w:id="4" w:name="_Toc212308950"/>
       <w:r>
         <w:rPr>
           <w:rFonts w:ascii="Segoe UI" w:hAnsi="Segoe UI" w:cs="Segoe UI"/>
@@ -3470,7 +3433,7 @@
         </w:rPr>
         <w:t>2.1. Use nouns to represent resources</w:t>
       </w:r>
-      <w:bookmarkEnd w:id="5"/>
+      <w:bookmarkEnd w:id="4"/>
     </w:p>
     <w:p>
       <w:pPr>
@@ -4179,7 +4142,7 @@
           <w:lang w:val="en-US"/>
         </w:rPr>
       </w:pPr>
-      <w:bookmarkStart w:id="6" w:name="_Toc212308951"/>
+      <w:bookmarkStart w:id="5" w:name="_Toc212308951"/>
       <w:r>
         <w:rPr>
           <w:rFonts w:ascii="Segoe UI" w:hAnsi="Segoe UI" w:cs="Segoe UI"/>
@@ -4190,7 +4153,7 @@
         </w:rPr>
         <w:t>2.2. Consistency is the key</w:t>
       </w:r>
-      <w:bookmarkEnd w:id="6"/>
+      <w:bookmarkEnd w:id="5"/>
     </w:p>
     <w:p>
       <w:pPr>
@@ -5036,7 +4999,7 @@
           <w:lang w:val="en-US"/>
         </w:rPr>
       </w:pPr>
-      <w:bookmarkStart w:id="7" w:name="_Toc212308952"/>
+      <w:bookmarkStart w:id="6" w:name="_Toc212308952"/>
       <w:r>
         <w:rPr>
           <w:rFonts w:ascii="Segoe UI" w:hAnsi="Segoe UI" w:cs="Segoe UI"/>
@@ -5067,7 +5030,7 @@
         </w:rPr>
         <w:t>. Never use CRUD function names in URIs</w:t>
       </w:r>
-      <w:bookmarkEnd w:id="7"/>
+      <w:bookmarkEnd w:id="6"/>
     </w:p>
     <w:p>
       <w:pPr>
@@ -5498,7 +5461,7 @@
           <w:lang w:val="en-US"/>
         </w:rPr>
       </w:pPr>
-      <w:bookmarkStart w:id="8" w:name="_Toc212308953"/>
+      <w:bookmarkStart w:id="7" w:name="_Toc212308953"/>
       <w:r>
         <w:rPr>
           <w:rFonts w:ascii="Segoe UI" w:hAnsi="Segoe UI" w:cs="Segoe UI"/>
@@ -5509,7 +5472,7 @@
         </w:rPr>
         <w:t>2.5. Use query component to filter URI collection</w:t>
       </w:r>
-      <w:bookmarkEnd w:id="8"/>
+      <w:bookmarkEnd w:id="7"/>
     </w:p>
     <w:p>
       <w:pPr>
@@ -5757,7 +5720,7 @@
           <w:lang w:val="en-US"/>
         </w:rPr>
       </w:pPr>
-      <w:bookmarkStart w:id="9" w:name="_Toc212308954"/>
+      <w:bookmarkStart w:id="8" w:name="_Toc212308954"/>
       <w:r>
         <w:rPr>
           <w:rFonts w:ascii="Segoe UI" w:hAnsi="Segoe UI" w:cs="Segoe UI"/>
@@ -5768,7 +5731,7 @@
         </w:rPr>
         <w:t>3. Do not Use Verbs in the URI</w:t>
       </w:r>
-      <w:bookmarkEnd w:id="9"/>
+      <w:bookmarkEnd w:id="8"/>
     </w:p>
     <w:p>
       <w:pPr>
@@ -6103,8 +6066,8 @@
           <w:lang w:val="en-US"/>
         </w:rPr>
       </w:pPr>
-      <w:bookmarkStart w:id="10" w:name="_Toc158809664"/>
-      <w:bookmarkStart w:id="11" w:name="_Toc212308955"/>
+      <w:bookmarkStart w:id="9" w:name="_Toc158809664"/>
+      <w:bookmarkStart w:id="10" w:name="_Toc212308955"/>
       <w:r>
         <w:rPr>
           <w:lang w:val="en-US"/>
@@ -6125,8 +6088,8 @@
         </w:rPr>
         <w:t>) //TODO</w:t>
       </w:r>
+      <w:bookmarkEnd w:id="9"/>
       <w:bookmarkEnd w:id="10"/>
-      <w:bookmarkEnd w:id="11"/>
     </w:p>
     <w:p>
       <w:pPr>
@@ -6371,16 +6334,16 @@
           <w:lang w:val="en-US"/>
         </w:rPr>
       </w:pPr>
-      <w:bookmarkStart w:id="12" w:name="_Toc158809665"/>
-      <w:bookmarkStart w:id="13" w:name="_Toc212308956"/>
+      <w:bookmarkStart w:id="11" w:name="_Toc158809665"/>
+      <w:bookmarkStart w:id="12" w:name="_Toc212308956"/>
       <w:r>
         <w:rPr>
           <w:lang w:val="en-US"/>
         </w:rPr>
         <w:t>Configuration //TODO</w:t>
       </w:r>
+      <w:bookmarkEnd w:id="11"/>
       <w:bookmarkEnd w:id="12"/>
-      <w:bookmarkEnd w:id="13"/>
     </w:p>
     <w:p>
       <w:pPr>
@@ -6488,16 +6451,16 @@
           <w:lang w:val="en-US"/>
         </w:rPr>
       </w:pPr>
-      <w:bookmarkStart w:id="14" w:name="_Toc158809667"/>
-      <w:bookmarkStart w:id="15" w:name="_Toc212308957"/>
+      <w:bookmarkStart w:id="13" w:name="_Toc158809667"/>
+      <w:bookmarkStart w:id="14" w:name="_Toc212308957"/>
       <w:r>
         <w:rPr>
           <w:lang w:val="en-US"/>
         </w:rPr>
         <w:t>Options pattern</w:t>
       </w:r>
+      <w:bookmarkEnd w:id="13"/>
       <w:bookmarkEnd w:id="14"/>
-      <w:bookmarkEnd w:id="15"/>
     </w:p>
     <w:p>
       <w:pPr>
@@ -6543,16 +6506,16 @@
           <w:lang w:val="en-US"/>
         </w:rPr>
       </w:pPr>
-      <w:bookmarkStart w:id="16" w:name="_Toc158809668"/>
-      <w:bookmarkStart w:id="17" w:name="_Toc212308958"/>
+      <w:bookmarkStart w:id="15" w:name="_Toc158809668"/>
+      <w:bookmarkStart w:id="16" w:name="_Toc212308958"/>
       <w:r>
         <w:rPr>
           <w:lang w:val="en-US"/>
         </w:rPr>
         <w:t>Logging //TODO</w:t>
       </w:r>
+      <w:bookmarkEnd w:id="15"/>
       <w:bookmarkEnd w:id="16"/>
-      <w:bookmarkEnd w:id="17"/>
     </w:p>
     <w:p>
       <w:pPr>
@@ -6601,16 +6564,16 @@
           <w:lang w:val="en-US"/>
         </w:rPr>
       </w:pPr>
-      <w:bookmarkStart w:id="18" w:name="_Toc158809669"/>
-      <w:bookmarkStart w:id="19" w:name="_Toc212308959"/>
+      <w:bookmarkStart w:id="17" w:name="_Toc158809669"/>
+      <w:bookmarkStart w:id="18" w:name="_Toc212308959"/>
       <w:r>
         <w:rPr>
           <w:lang w:val="en-US"/>
         </w:rPr>
         <w:t>Hosted service // TODO</w:t>
       </w:r>
+      <w:bookmarkEnd w:id="17"/>
       <w:bookmarkEnd w:id="18"/>
-      <w:bookmarkEnd w:id="19"/>
     </w:p>
     <w:p>
       <w:pPr>
@@ -6679,16 +6642,16 @@
           <w:lang w:val="en-US"/>
         </w:rPr>
       </w:pPr>
-      <w:bookmarkStart w:id="20" w:name="_Toc158809670"/>
-      <w:bookmarkStart w:id="21" w:name="_Toc212308960"/>
+      <w:bookmarkStart w:id="19" w:name="_Toc158809670"/>
+      <w:bookmarkStart w:id="20" w:name="_Toc212308960"/>
       <w:r>
         <w:rPr>
           <w:lang w:val="en-US"/>
         </w:rPr>
         <w:t>ASP .NET Core</w:t>
       </w:r>
+      <w:bookmarkEnd w:id="19"/>
       <w:bookmarkEnd w:id="20"/>
-      <w:bookmarkEnd w:id="21"/>
     </w:p>
     <w:p>
       <w:pPr>
@@ -6707,16 +6670,16 @@
           <w:lang w:val="en-US"/>
         </w:rPr>
       </w:pPr>
-      <w:bookmarkStart w:id="22" w:name="_Toc158809671"/>
-      <w:bookmarkStart w:id="23" w:name="_Toc212308961"/>
+      <w:bookmarkStart w:id="21" w:name="_Toc158809671"/>
+      <w:bookmarkStart w:id="22" w:name="_Toc212308961"/>
       <w:r>
         <w:rPr>
           <w:lang w:val="en-US"/>
         </w:rPr>
         <w:t>ASP .NET Core vs ASP .NET Core MVC</w:t>
       </w:r>
+      <w:bookmarkEnd w:id="21"/>
       <w:bookmarkEnd w:id="22"/>
-      <w:bookmarkEnd w:id="23"/>
     </w:p>
     <w:p>
       <w:pPr>
@@ -6768,6 +6731,873 @@
     </w:p>
     <w:p>
       <w:pPr>
+        <w:pStyle w:val="1"/>
+        <w:rPr>
+          <w:lang w:val="en-US"/>
+        </w:rPr>
+      </w:pPr>
+      <w:r>
+        <w:rPr>
+          <w:lang w:val="en-US"/>
+        </w:rPr>
+        <w:lastRenderedPageBreak/>
+        <w:t xml:space="preserve">MVC Controller </w:t>
+      </w:r>
+      <w:r>
+        <w:rPr>
+          <w:lang w:val="en-US"/>
+        </w:rPr>
+        <w:t xml:space="preserve">vs </w:t>
+      </w:r>
+      <w:r>
+        <w:rPr>
+          <w:lang w:val="en-US"/>
+        </w:rPr>
+        <w:t>API Controller</w:t>
+      </w:r>
+    </w:p>
+    <w:p>
+      <w:pPr>
+        <w:pStyle w:val="aa"/>
+        <w:shd w:val="clear" w:color="auto" w:fill="FFFFFF"/>
+        <w:spacing w:before="0" w:beforeAutospacing="0" w:after="300" w:afterAutospacing="0"/>
+        <w:rPr>
+          <w:rFonts w:ascii="Segoe UI" w:hAnsi="Segoe UI" w:cs="Segoe UI"/>
+          <w:color w:val="171717"/>
+          <w:sz w:val="30"/>
+          <w:szCs w:val="30"/>
+          <w:lang w:val="en-US"/>
+        </w:rPr>
+      </w:pPr>
+      <w:r>
+        <w:rPr>
+          <w:rStyle w:val="ac"/>
+          <w:rFonts w:ascii="Segoe UI" w:eastAsiaTheme="majorEastAsia" w:hAnsi="Segoe UI" w:cs="Segoe UI"/>
+          <w:color w:val="171717"/>
+          <w:sz w:val="30"/>
+          <w:szCs w:val="30"/>
+          <w:lang w:val="en-US"/>
+        </w:rPr>
+        <w:t>MVC controller is primarily used to return a view or web page to the user</w:t>
+      </w:r>
+      <w:r>
+        <w:rPr>
+          <w:rStyle w:val="ac"/>
+          <w:rFonts w:ascii="Segoe UI" w:eastAsiaTheme="majorEastAsia" w:hAnsi="Segoe UI" w:cs="Segoe UI"/>
+          <w:color w:val="171717"/>
+          <w:sz w:val="30"/>
+          <w:szCs w:val="30"/>
+          <w:lang w:val="en-US"/>
+        </w:rPr>
+        <w:br/>
+      </w:r>
+      <w:r>
+        <w:rPr>
+          <w:rStyle w:val="ac"/>
+          <w:rFonts w:ascii="Segoe UI" w:eastAsiaTheme="majorEastAsia" w:hAnsi="Segoe UI" w:cs="Segoe UI"/>
+          <w:color w:val="171717"/>
+          <w:sz w:val="30"/>
+          <w:szCs w:val="30"/>
+          <w:lang w:val="en-US"/>
+        </w:rPr>
+        <w:t>API controller provides data that can be used by another application.</w:t>
+      </w:r>
+    </w:p>
+    <w:p>
+      <w:pPr>
+        <w:rPr>
+          <w:rFonts w:ascii="Segoe UI" w:hAnsi="Segoe UI" w:cs="Segoe UI"/>
+          <w:color w:val="171717"/>
+          <w:sz w:val="30"/>
+          <w:szCs w:val="30"/>
+          <w:lang w:val="en-US"/>
+        </w:rPr>
+      </w:pPr>
+      <w:bookmarkStart w:id="23" w:name="mvc-controllers"/>
+      <w:bookmarkEnd w:id="23"/>
+      <w:r>
+        <w:rPr>
+          <w:rFonts w:ascii="Segoe UI" w:hAnsi="Segoe UI" w:cs="Segoe UI"/>
+          <w:b/>
+          <w:color w:val="171717"/>
+          <w:sz w:val="30"/>
+          <w:szCs w:val="30"/>
+          <w:lang w:val="en-US"/>
+        </w:rPr>
+        <w:t>MVC</w:t>
+      </w:r>
+      <w:r>
+        <w:rPr>
+          <w:rFonts w:ascii="Segoe UI" w:hAnsi="Segoe UI" w:cs="Segoe UI"/>
+          <w:color w:val="171717"/>
+          <w:sz w:val="30"/>
+          <w:szCs w:val="30"/>
+          <w:lang w:val="en-US"/>
+        </w:rPr>
+        <w:t xml:space="preserve"> Controllers</w:t>
+      </w:r>
+    </w:p>
+    <w:p>
+      <w:pPr>
+        <w:rPr>
+          <w:rFonts w:ascii="Segoe UI" w:hAnsi="Segoe UI" w:cs="Segoe UI"/>
+          <w:color w:val="171717"/>
+          <w:sz w:val="30"/>
+          <w:szCs w:val="30"/>
+          <w:lang w:val="en-US"/>
+        </w:rPr>
+      </w:pPr>
+      <w:r>
+        <w:rPr>
+          <w:rFonts w:ascii="Segoe UI" w:hAnsi="Segoe UI" w:cs="Segoe UI"/>
+          <w:color w:val="171717"/>
+          <w:sz w:val="30"/>
+          <w:szCs w:val="30"/>
+          <w:lang w:val="en-US"/>
+        </w:rPr>
+        <w:t>These controllers are implemented in the Model-View-Controller (MVC) architecture</w:t>
+      </w:r>
+      <w:r>
+        <w:rPr>
+          <w:rFonts w:ascii="Segoe UI" w:hAnsi="Segoe UI" w:cs="Segoe UI"/>
+          <w:color w:val="171717"/>
+          <w:sz w:val="30"/>
+          <w:szCs w:val="30"/>
+          <w:lang w:val="en-US"/>
+        </w:rPr>
+        <w:t xml:space="preserve">. </w:t>
+      </w:r>
+      <w:r>
+        <w:rPr>
+          <w:rFonts w:ascii="Segoe UI" w:hAnsi="Segoe UI" w:cs="Segoe UI"/>
+          <w:color w:val="171717"/>
+          <w:sz w:val="30"/>
+          <w:szCs w:val="30"/>
+          <w:lang w:val="en-US"/>
+        </w:rPr>
+        <w:t>They handle CRUD (Create, Read, Update, Delete) actions between the user and data, generating the result as a web page or view. You use them to build dynamic web applications with user interfaces.</w:t>
+      </w:r>
+    </w:p>
+    <w:p>
+      <w:pPr>
+        <w:tabs>
+          <w:tab w:val="left" w:pos="916"/>
+          <w:tab w:val="left" w:pos="1832"/>
+          <w:tab w:val="left" w:pos="2748"/>
+          <w:tab w:val="left" w:pos="3664"/>
+          <w:tab w:val="left" w:pos="4580"/>
+          <w:tab w:val="left" w:pos="5496"/>
+          <w:tab w:val="left" w:pos="6412"/>
+          <w:tab w:val="left" w:pos="7328"/>
+          <w:tab w:val="left" w:pos="8244"/>
+          <w:tab w:val="left" w:pos="9160"/>
+          <w:tab w:val="left" w:pos="10076"/>
+          <w:tab w:val="left" w:pos="10992"/>
+          <w:tab w:val="left" w:pos="11908"/>
+          <w:tab w:val="left" w:pos="12824"/>
+          <w:tab w:val="left" w:pos="13740"/>
+          <w:tab w:val="left" w:pos="14656"/>
+        </w:tabs>
+        <w:spacing w:after="0" w:line="240" w:lineRule="auto"/>
+        <w:rPr>
+          <w:rFonts w:ascii="Consolas" w:eastAsia="Times New Roman" w:hAnsi="Consolas" w:cs="Courier New"/>
+          <w:sz w:val="24"/>
+          <w:szCs w:val="24"/>
+          <w:lang w:val="en-US" w:eastAsia="ru-RU"/>
+        </w:rPr>
+      </w:pPr>
+      <w:r>
+        <w:rPr>
+          <w:rFonts w:ascii="Consolas" w:eastAsia="Times New Roman" w:hAnsi="Consolas" w:cs="Courier New"/>
+          <w:color w:val="F39C12"/>
+          <w:sz w:val="24"/>
+          <w:szCs w:val="24"/>
+          <w:lang w:val="en-US" w:eastAsia="ru-RU"/>
+        </w:rPr>
+        <w:t>public</w:t>
+      </w:r>
+      <w:r>
+        <w:rPr>
+          <w:rFonts w:ascii="Consolas" w:eastAsia="Times New Roman" w:hAnsi="Consolas" w:cs="Courier New"/>
+          <w:color w:val="F8F8F2"/>
+          <w:sz w:val="24"/>
+          <w:szCs w:val="24"/>
+          <w:lang w:val="en-US" w:eastAsia="ru-RU"/>
+        </w:rPr>
+        <w:t xml:space="preserve"> </w:t>
+      </w:r>
+      <w:r>
+        <w:rPr>
+          <w:rFonts w:ascii="Consolas" w:eastAsia="Times New Roman" w:hAnsi="Consolas" w:cs="Courier New"/>
+          <w:color w:val="F39C12"/>
+          <w:sz w:val="24"/>
+          <w:szCs w:val="24"/>
+          <w:lang w:val="en-US" w:eastAsia="ru-RU"/>
+        </w:rPr>
+        <w:t>class</w:t>
+      </w:r>
+      <w:r>
+        <w:rPr>
+          <w:rFonts w:ascii="Consolas" w:eastAsia="Times New Roman" w:hAnsi="Consolas" w:cs="Courier New"/>
+          <w:color w:val="F8F8F2"/>
+          <w:sz w:val="24"/>
+          <w:szCs w:val="24"/>
+          <w:lang w:val="en-US" w:eastAsia="ru-RU"/>
+        </w:rPr>
+        <w:t xml:space="preserve"> </w:t>
+      </w:r>
+      <w:proofErr w:type="spellStart"/>
+      <w:proofErr w:type="gramStart"/>
+      <w:r>
+        <w:rPr>
+          <w:rFonts w:ascii="Consolas" w:eastAsia="Times New Roman" w:hAnsi="Consolas" w:cs="Courier New"/>
+          <w:color w:val="7ED07E"/>
+          <w:sz w:val="24"/>
+          <w:szCs w:val="24"/>
+          <w:lang w:val="en-US" w:eastAsia="ru-RU"/>
+        </w:rPr>
+        <w:t>PostsController</w:t>
+      </w:r>
+      <w:proofErr w:type="spellEnd"/>
+      <w:r>
+        <w:rPr>
+          <w:rFonts w:ascii="Consolas" w:eastAsia="Times New Roman" w:hAnsi="Consolas" w:cs="Courier New"/>
+          <w:color w:val="F8F8F2"/>
+          <w:sz w:val="24"/>
+          <w:szCs w:val="24"/>
+          <w:lang w:val="en-US" w:eastAsia="ru-RU"/>
+        </w:rPr>
+        <w:t xml:space="preserve"> </w:t>
+      </w:r>
+      <w:r>
+        <w:rPr>
+          <w:rFonts w:ascii="Consolas" w:eastAsia="Times New Roman" w:hAnsi="Consolas" w:cs="Courier New"/>
+          <w:sz w:val="24"/>
+          <w:szCs w:val="24"/>
+          <w:lang w:val="en-US" w:eastAsia="ru-RU"/>
+        </w:rPr>
+        <w:t>:</w:t>
+      </w:r>
+      <w:proofErr w:type="gramEnd"/>
+      <w:r>
+        <w:rPr>
+          <w:rFonts w:ascii="Consolas" w:eastAsia="Times New Roman" w:hAnsi="Consolas" w:cs="Courier New"/>
+          <w:sz w:val="24"/>
+          <w:szCs w:val="24"/>
+          <w:lang w:val="en-US" w:eastAsia="ru-RU"/>
+        </w:rPr>
+        <w:t xml:space="preserve"> Controller  </w:t>
+      </w:r>
+    </w:p>
+    <w:p>
+      <w:pPr>
+        <w:tabs>
+          <w:tab w:val="left" w:pos="916"/>
+          <w:tab w:val="left" w:pos="1832"/>
+          <w:tab w:val="left" w:pos="2748"/>
+          <w:tab w:val="left" w:pos="3664"/>
+          <w:tab w:val="left" w:pos="4580"/>
+          <w:tab w:val="left" w:pos="5496"/>
+          <w:tab w:val="left" w:pos="6412"/>
+          <w:tab w:val="left" w:pos="7328"/>
+          <w:tab w:val="left" w:pos="8244"/>
+          <w:tab w:val="left" w:pos="9160"/>
+          <w:tab w:val="left" w:pos="10076"/>
+          <w:tab w:val="left" w:pos="10992"/>
+          <w:tab w:val="left" w:pos="11908"/>
+          <w:tab w:val="left" w:pos="12824"/>
+          <w:tab w:val="left" w:pos="13740"/>
+          <w:tab w:val="left" w:pos="14656"/>
+        </w:tabs>
+        <w:spacing w:after="0" w:line="240" w:lineRule="auto"/>
+        <w:rPr>
+          <w:rFonts w:ascii="Consolas" w:eastAsia="Times New Roman" w:hAnsi="Consolas" w:cs="Courier New"/>
+          <w:sz w:val="24"/>
+          <w:szCs w:val="24"/>
+          <w:lang w:val="en-US" w:eastAsia="ru-RU"/>
+        </w:rPr>
+      </w:pPr>
+      <w:r>
+        <w:rPr>
+          <w:rFonts w:ascii="Consolas" w:eastAsia="Times New Roman" w:hAnsi="Consolas" w:cs="Courier New"/>
+          <w:sz w:val="24"/>
+          <w:szCs w:val="24"/>
+          <w:lang w:val="en-US" w:eastAsia="ru-RU"/>
+        </w:rPr>
+        <w:t xml:space="preserve">{  </w:t>
+      </w:r>
+    </w:p>
+    <w:p>
+      <w:pPr>
+        <w:tabs>
+          <w:tab w:val="left" w:pos="916"/>
+          <w:tab w:val="left" w:pos="1832"/>
+          <w:tab w:val="left" w:pos="2748"/>
+          <w:tab w:val="left" w:pos="3664"/>
+          <w:tab w:val="left" w:pos="4580"/>
+          <w:tab w:val="left" w:pos="5496"/>
+          <w:tab w:val="left" w:pos="6412"/>
+          <w:tab w:val="left" w:pos="7328"/>
+          <w:tab w:val="left" w:pos="8244"/>
+          <w:tab w:val="left" w:pos="9160"/>
+          <w:tab w:val="left" w:pos="10076"/>
+          <w:tab w:val="left" w:pos="10992"/>
+          <w:tab w:val="left" w:pos="11908"/>
+          <w:tab w:val="left" w:pos="12824"/>
+          <w:tab w:val="left" w:pos="13740"/>
+          <w:tab w:val="left" w:pos="14656"/>
+        </w:tabs>
+        <w:spacing w:after="0" w:line="240" w:lineRule="auto"/>
+        <w:rPr>
+          <w:rFonts w:ascii="Consolas" w:eastAsia="Times New Roman" w:hAnsi="Consolas" w:cs="Courier New"/>
+          <w:sz w:val="24"/>
+          <w:szCs w:val="24"/>
+          <w:lang w:val="en-US" w:eastAsia="ru-RU"/>
+        </w:rPr>
+      </w:pPr>
+      <w:r>
+        <w:rPr>
+          <w:rFonts w:ascii="Consolas" w:eastAsia="Times New Roman" w:hAnsi="Consolas" w:cs="Courier New"/>
+          <w:sz w:val="24"/>
+          <w:szCs w:val="24"/>
+          <w:lang w:val="en-US" w:eastAsia="ru-RU"/>
+        </w:rPr>
+        <w:t xml:space="preserve">    // Omitted for brevity  </w:t>
+      </w:r>
+    </w:p>
+    <w:p>
+      <w:pPr>
+        <w:tabs>
+          <w:tab w:val="left" w:pos="916"/>
+          <w:tab w:val="left" w:pos="1832"/>
+          <w:tab w:val="left" w:pos="2748"/>
+          <w:tab w:val="left" w:pos="3664"/>
+          <w:tab w:val="left" w:pos="4580"/>
+          <w:tab w:val="left" w:pos="5496"/>
+          <w:tab w:val="left" w:pos="6412"/>
+          <w:tab w:val="left" w:pos="7328"/>
+          <w:tab w:val="left" w:pos="8244"/>
+          <w:tab w:val="left" w:pos="9160"/>
+          <w:tab w:val="left" w:pos="10076"/>
+          <w:tab w:val="left" w:pos="10992"/>
+          <w:tab w:val="left" w:pos="11908"/>
+          <w:tab w:val="left" w:pos="12824"/>
+          <w:tab w:val="left" w:pos="13740"/>
+          <w:tab w:val="left" w:pos="14656"/>
+        </w:tabs>
+        <w:spacing w:line="240" w:lineRule="auto"/>
+        <w:rPr>
+          <w:rFonts w:ascii="Consolas" w:eastAsia="Times New Roman" w:hAnsi="Consolas" w:cs="Courier New"/>
+          <w:sz w:val="24"/>
+          <w:szCs w:val="24"/>
+          <w:lang w:val="en-US" w:eastAsia="ru-RU"/>
+        </w:rPr>
+      </w:pPr>
+      <w:r>
+        <w:rPr>
+          <w:rFonts w:ascii="Consolas" w:eastAsia="Times New Roman" w:hAnsi="Consolas" w:cs="Courier New"/>
+          <w:sz w:val="24"/>
+          <w:szCs w:val="24"/>
+          <w:lang w:val="en-US" w:eastAsia="ru-RU"/>
+        </w:rPr>
+        <w:t xml:space="preserve">}  </w:t>
+      </w:r>
+    </w:p>
+    <w:p>
+      <w:pPr>
+        <w:shd w:val="clear" w:color="auto" w:fill="FFFFFF"/>
+        <w:spacing w:after="300" w:line="240" w:lineRule="auto"/>
+        <w:rPr>
+          <w:rFonts w:ascii="Segoe UI" w:eastAsia="Times New Roman" w:hAnsi="Segoe UI" w:cs="Segoe UI"/>
+          <w:color w:val="171717"/>
+          <w:sz w:val="30"/>
+          <w:szCs w:val="30"/>
+          <w:lang w:val="en-US" w:eastAsia="ru-RU"/>
+        </w:rPr>
+      </w:pPr>
+      <w:proofErr w:type="spellStart"/>
+      <w:r>
+        <w:rPr>
+          <w:rFonts w:ascii="Consolas" w:eastAsia="Times New Roman" w:hAnsi="Consolas" w:cs="Courier New"/>
+          <w:color w:val="171717"/>
+          <w:sz w:val="20"/>
+          <w:szCs w:val="20"/>
+          <w:lang w:val="en-US" w:eastAsia="ru-RU"/>
+        </w:rPr>
+        <w:t>PostsController</w:t>
+      </w:r>
+      <w:proofErr w:type="spellEnd"/>
+      <w:r>
+        <w:rPr>
+          <w:rFonts w:ascii="Segoe UI" w:eastAsia="Times New Roman" w:hAnsi="Segoe UI" w:cs="Segoe UI"/>
+          <w:color w:val="171717"/>
+          <w:sz w:val="30"/>
+          <w:szCs w:val="30"/>
+          <w:lang w:val="en-US" w:eastAsia="ru-RU"/>
+        </w:rPr>
+        <w:t xml:space="preserve"> is </w:t>
+      </w:r>
+      <w:proofErr w:type="gramStart"/>
+      <w:r>
+        <w:rPr>
+          <w:rFonts w:ascii="Segoe UI" w:eastAsia="Times New Roman" w:hAnsi="Segoe UI" w:cs="Segoe UI"/>
+          <w:color w:val="171717"/>
+          <w:sz w:val="30"/>
+          <w:szCs w:val="30"/>
+          <w:lang w:val="en-US" w:eastAsia="ru-RU"/>
+        </w:rPr>
+        <w:t>a</w:t>
+      </w:r>
+      <w:proofErr w:type="gramEnd"/>
+      <w:r>
+        <w:rPr>
+          <w:rFonts w:ascii="Segoe UI" w:eastAsia="Times New Roman" w:hAnsi="Segoe UI" w:cs="Segoe UI"/>
+          <w:color w:val="171717"/>
+          <w:sz w:val="30"/>
+          <w:szCs w:val="30"/>
+          <w:lang w:val="en-US" w:eastAsia="ru-RU"/>
+        </w:rPr>
+        <w:t xml:space="preserve"> MVC controller that inherits from the </w:t>
+      </w:r>
+      <w:r>
+        <w:rPr>
+          <w:rFonts w:ascii="Consolas" w:eastAsia="Times New Roman" w:hAnsi="Consolas" w:cs="Courier New"/>
+          <w:color w:val="171717"/>
+          <w:sz w:val="20"/>
+          <w:szCs w:val="20"/>
+          <w:lang w:val="en-US" w:eastAsia="ru-RU"/>
+        </w:rPr>
+        <w:t>Controller</w:t>
+      </w:r>
+      <w:r>
+        <w:rPr>
+          <w:rFonts w:ascii="Segoe UI" w:eastAsia="Times New Roman" w:hAnsi="Segoe UI" w:cs="Segoe UI"/>
+          <w:color w:val="171717"/>
+          <w:sz w:val="30"/>
+          <w:szCs w:val="30"/>
+          <w:lang w:val="en-US" w:eastAsia="ru-RU"/>
+        </w:rPr>
+        <w:t> class</w:t>
+      </w:r>
+    </w:p>
+    <w:p>
+      <w:pPr>
+        <w:rPr>
+          <w:rFonts w:ascii="Segoe UI" w:hAnsi="Segoe UI" w:cs="Segoe UI"/>
+          <w:color w:val="171717"/>
+          <w:sz w:val="30"/>
+          <w:szCs w:val="30"/>
+          <w:lang w:val="en-US"/>
+        </w:rPr>
+      </w:pPr>
+      <w:bookmarkStart w:id="24" w:name="api-controllers"/>
+      <w:bookmarkEnd w:id="24"/>
+      <w:r>
+        <w:rPr>
+          <w:rFonts w:ascii="Segoe UI" w:hAnsi="Segoe UI" w:cs="Segoe UI"/>
+          <w:b/>
+          <w:color w:val="171717"/>
+          <w:sz w:val="30"/>
+          <w:szCs w:val="30"/>
+          <w:lang w:val="en-US"/>
+        </w:rPr>
+        <w:t>API</w:t>
+      </w:r>
+      <w:r>
+        <w:rPr>
+          <w:rFonts w:ascii="Segoe UI" w:hAnsi="Segoe UI" w:cs="Segoe UI"/>
+          <w:color w:val="171717"/>
+          <w:sz w:val="30"/>
+          <w:szCs w:val="30"/>
+          <w:lang w:val="en-US"/>
+        </w:rPr>
+        <w:t xml:space="preserve"> Controllers</w:t>
+      </w:r>
+    </w:p>
+    <w:p>
+      <w:pPr>
+        <w:rPr>
+          <w:rFonts w:ascii="Segoe UI" w:hAnsi="Segoe UI" w:cs="Segoe UI"/>
+          <w:color w:val="171717"/>
+          <w:sz w:val="30"/>
+          <w:szCs w:val="30"/>
+          <w:lang w:val="en-US"/>
+        </w:rPr>
+      </w:pPr>
+      <w:r>
+        <w:rPr>
+          <w:rFonts w:ascii="Segoe UI" w:hAnsi="Segoe UI" w:cs="Segoe UI"/>
+          <w:color w:val="171717"/>
+          <w:sz w:val="30"/>
+          <w:szCs w:val="30"/>
+          <w:lang w:val="en-US"/>
+        </w:rPr>
+        <w:t>You can use these controllers to provide data from endpoints within an Application Programming Interface or an API for short. They use HTTP services to manage client requests, returning the data in JSON or XML format. You will see them in RESTful service development and can be also known as a Web API</w:t>
+      </w:r>
+    </w:p>
+    <w:p>
+      <w:pPr>
+        <w:tabs>
+          <w:tab w:val="left" w:pos="916"/>
+          <w:tab w:val="left" w:pos="1832"/>
+          <w:tab w:val="left" w:pos="2748"/>
+          <w:tab w:val="left" w:pos="3664"/>
+          <w:tab w:val="left" w:pos="4580"/>
+          <w:tab w:val="left" w:pos="5496"/>
+          <w:tab w:val="left" w:pos="6412"/>
+          <w:tab w:val="left" w:pos="7328"/>
+          <w:tab w:val="left" w:pos="8244"/>
+          <w:tab w:val="left" w:pos="9160"/>
+          <w:tab w:val="left" w:pos="10076"/>
+          <w:tab w:val="left" w:pos="10992"/>
+          <w:tab w:val="left" w:pos="11908"/>
+          <w:tab w:val="left" w:pos="12824"/>
+          <w:tab w:val="left" w:pos="13740"/>
+          <w:tab w:val="left" w:pos="14656"/>
+        </w:tabs>
+        <w:spacing w:after="0" w:line="240" w:lineRule="auto"/>
+        <w:rPr>
+          <w:rFonts w:ascii="Consolas" w:eastAsia="Times New Roman" w:hAnsi="Consolas" w:cs="Courier New"/>
+          <w:color w:val="F8F8F2"/>
+          <w:sz w:val="24"/>
+          <w:szCs w:val="24"/>
+          <w:lang w:val="en-US" w:eastAsia="ru-RU"/>
+        </w:rPr>
+      </w:pPr>
+      <w:r>
+        <w:rPr>
+          <w:rFonts w:ascii="Consolas" w:eastAsia="Times New Roman" w:hAnsi="Consolas" w:cs="Courier New"/>
+          <w:color w:val="F8F8F2"/>
+          <w:sz w:val="24"/>
+          <w:szCs w:val="24"/>
+          <w:lang w:val="en-US" w:eastAsia="ru-RU"/>
+        </w:rPr>
+        <w:t>[</w:t>
+      </w:r>
+      <w:proofErr w:type="spellStart"/>
+      <w:r>
+        <w:rPr>
+          <w:rFonts w:ascii="Consolas" w:eastAsia="Times New Roman" w:hAnsi="Consolas" w:cs="Courier New"/>
+          <w:color w:val="F8F8F2"/>
+          <w:sz w:val="24"/>
+          <w:szCs w:val="24"/>
+          <w:lang w:val="en-US" w:eastAsia="ru-RU"/>
+        </w:rPr>
+        <w:t>ApiController</w:t>
+      </w:r>
+      <w:proofErr w:type="spellEnd"/>
+      <w:r>
+        <w:rPr>
+          <w:rFonts w:ascii="Consolas" w:eastAsia="Times New Roman" w:hAnsi="Consolas" w:cs="Courier New"/>
+          <w:color w:val="F8F8F2"/>
+          <w:sz w:val="24"/>
+          <w:szCs w:val="24"/>
+          <w:lang w:val="en-US" w:eastAsia="ru-RU"/>
+        </w:rPr>
+        <w:t xml:space="preserve">]  </w:t>
+      </w:r>
+    </w:p>
+    <w:p>
+      <w:pPr>
+        <w:tabs>
+          <w:tab w:val="left" w:pos="916"/>
+          <w:tab w:val="left" w:pos="1832"/>
+          <w:tab w:val="left" w:pos="2748"/>
+          <w:tab w:val="left" w:pos="3664"/>
+          <w:tab w:val="left" w:pos="4580"/>
+          <w:tab w:val="left" w:pos="5496"/>
+          <w:tab w:val="left" w:pos="6412"/>
+          <w:tab w:val="left" w:pos="7328"/>
+          <w:tab w:val="left" w:pos="8244"/>
+          <w:tab w:val="left" w:pos="9160"/>
+          <w:tab w:val="left" w:pos="10076"/>
+          <w:tab w:val="left" w:pos="10992"/>
+          <w:tab w:val="left" w:pos="11908"/>
+          <w:tab w:val="left" w:pos="12824"/>
+          <w:tab w:val="left" w:pos="13740"/>
+          <w:tab w:val="left" w:pos="14656"/>
+        </w:tabs>
+        <w:spacing w:after="0" w:line="240" w:lineRule="auto"/>
+        <w:rPr>
+          <w:rFonts w:ascii="Consolas" w:eastAsia="Times New Roman" w:hAnsi="Consolas" w:cs="Courier New"/>
+          <w:sz w:val="24"/>
+          <w:szCs w:val="24"/>
+          <w:lang w:val="en-US" w:eastAsia="ru-RU"/>
+        </w:rPr>
+      </w:pPr>
+      <w:r>
+        <w:rPr>
+          <w:rFonts w:ascii="Consolas" w:eastAsia="Times New Roman" w:hAnsi="Consolas" w:cs="Courier New"/>
+          <w:color w:val="F39C12"/>
+          <w:sz w:val="24"/>
+          <w:szCs w:val="24"/>
+          <w:lang w:val="en-US" w:eastAsia="ru-RU"/>
+        </w:rPr>
+        <w:t>public</w:t>
+      </w:r>
+      <w:r>
+        <w:rPr>
+          <w:rFonts w:ascii="Consolas" w:eastAsia="Times New Roman" w:hAnsi="Consolas" w:cs="Courier New"/>
+          <w:color w:val="F8F8F2"/>
+          <w:sz w:val="24"/>
+          <w:szCs w:val="24"/>
+          <w:lang w:val="en-US" w:eastAsia="ru-RU"/>
+        </w:rPr>
+        <w:t xml:space="preserve"> </w:t>
+      </w:r>
+      <w:r>
+        <w:rPr>
+          <w:rFonts w:ascii="Consolas" w:eastAsia="Times New Roman" w:hAnsi="Consolas" w:cs="Courier New"/>
+          <w:color w:val="F39C12"/>
+          <w:sz w:val="24"/>
+          <w:szCs w:val="24"/>
+          <w:lang w:val="en-US" w:eastAsia="ru-RU"/>
+        </w:rPr>
+        <w:t>class</w:t>
+      </w:r>
+      <w:r>
+        <w:rPr>
+          <w:rFonts w:ascii="Consolas" w:eastAsia="Times New Roman" w:hAnsi="Consolas" w:cs="Courier New"/>
+          <w:color w:val="F8F8F2"/>
+          <w:sz w:val="24"/>
+          <w:szCs w:val="24"/>
+          <w:lang w:val="en-US" w:eastAsia="ru-RU"/>
+        </w:rPr>
+        <w:t xml:space="preserve"> </w:t>
+      </w:r>
+      <w:proofErr w:type="spellStart"/>
+      <w:proofErr w:type="gramStart"/>
+      <w:r>
+        <w:rPr>
+          <w:rFonts w:ascii="Consolas" w:eastAsia="Times New Roman" w:hAnsi="Consolas" w:cs="Courier New"/>
+          <w:color w:val="7ED07E"/>
+          <w:sz w:val="24"/>
+          <w:szCs w:val="24"/>
+          <w:lang w:val="en-US" w:eastAsia="ru-RU"/>
+        </w:rPr>
+        <w:t>PostsAPIController</w:t>
+      </w:r>
+      <w:proofErr w:type="spellEnd"/>
+      <w:r>
+        <w:rPr>
+          <w:rFonts w:ascii="Consolas" w:eastAsia="Times New Roman" w:hAnsi="Consolas" w:cs="Courier New"/>
+          <w:color w:val="F8F8F2"/>
+          <w:sz w:val="24"/>
+          <w:szCs w:val="24"/>
+          <w:lang w:val="en-US" w:eastAsia="ru-RU"/>
+        </w:rPr>
+        <w:t xml:space="preserve"> </w:t>
+      </w:r>
+      <w:r>
+        <w:rPr>
+          <w:rFonts w:ascii="Consolas" w:eastAsia="Times New Roman" w:hAnsi="Consolas" w:cs="Courier New"/>
+          <w:sz w:val="24"/>
+          <w:szCs w:val="24"/>
+          <w:lang w:val="en-US" w:eastAsia="ru-RU"/>
+        </w:rPr>
+        <w:t>:</w:t>
+      </w:r>
+      <w:proofErr w:type="gramEnd"/>
+      <w:r>
+        <w:rPr>
+          <w:rFonts w:ascii="Consolas" w:eastAsia="Times New Roman" w:hAnsi="Consolas" w:cs="Courier New"/>
+          <w:sz w:val="24"/>
+          <w:szCs w:val="24"/>
+          <w:lang w:val="en-US" w:eastAsia="ru-RU"/>
+        </w:rPr>
+        <w:t xml:space="preserve"> </w:t>
+      </w:r>
+      <w:proofErr w:type="spellStart"/>
+      <w:r>
+        <w:rPr>
+          <w:rFonts w:ascii="Consolas" w:eastAsia="Times New Roman" w:hAnsi="Consolas" w:cs="Courier New"/>
+          <w:sz w:val="24"/>
+          <w:szCs w:val="24"/>
+          <w:lang w:val="en-US" w:eastAsia="ru-RU"/>
+        </w:rPr>
+        <w:t>ControllerBase</w:t>
+      </w:r>
+      <w:proofErr w:type="spellEnd"/>
+      <w:r>
+        <w:rPr>
+          <w:rFonts w:ascii="Consolas" w:eastAsia="Times New Roman" w:hAnsi="Consolas" w:cs="Courier New"/>
+          <w:sz w:val="24"/>
+          <w:szCs w:val="24"/>
+          <w:lang w:val="en-US" w:eastAsia="ru-RU"/>
+        </w:rPr>
+        <w:t xml:space="preserve">  </w:t>
+      </w:r>
+    </w:p>
+    <w:p>
+      <w:pPr>
+        <w:tabs>
+          <w:tab w:val="left" w:pos="916"/>
+          <w:tab w:val="left" w:pos="1832"/>
+          <w:tab w:val="left" w:pos="2748"/>
+          <w:tab w:val="left" w:pos="3664"/>
+          <w:tab w:val="left" w:pos="4580"/>
+          <w:tab w:val="left" w:pos="5496"/>
+          <w:tab w:val="left" w:pos="6412"/>
+          <w:tab w:val="left" w:pos="7328"/>
+          <w:tab w:val="left" w:pos="8244"/>
+          <w:tab w:val="left" w:pos="9160"/>
+          <w:tab w:val="left" w:pos="10076"/>
+          <w:tab w:val="left" w:pos="10992"/>
+          <w:tab w:val="left" w:pos="11908"/>
+          <w:tab w:val="left" w:pos="12824"/>
+          <w:tab w:val="left" w:pos="13740"/>
+          <w:tab w:val="left" w:pos="14656"/>
+        </w:tabs>
+        <w:spacing w:after="0" w:line="240" w:lineRule="auto"/>
+        <w:rPr>
+          <w:rFonts w:ascii="Consolas" w:eastAsia="Times New Roman" w:hAnsi="Consolas" w:cs="Courier New"/>
+          <w:sz w:val="24"/>
+          <w:szCs w:val="24"/>
+          <w:lang w:val="en-US" w:eastAsia="ru-RU"/>
+        </w:rPr>
+      </w:pPr>
+      <w:r>
+        <w:rPr>
+          <w:rFonts w:ascii="Consolas" w:eastAsia="Times New Roman" w:hAnsi="Consolas" w:cs="Courier New"/>
+          <w:sz w:val="24"/>
+          <w:szCs w:val="24"/>
+          <w:lang w:val="en-US" w:eastAsia="ru-RU"/>
+        </w:rPr>
+        <w:t xml:space="preserve">{  </w:t>
+      </w:r>
+    </w:p>
+    <w:p>
+      <w:pPr>
+        <w:tabs>
+          <w:tab w:val="left" w:pos="916"/>
+          <w:tab w:val="left" w:pos="1832"/>
+          <w:tab w:val="left" w:pos="2748"/>
+          <w:tab w:val="left" w:pos="3664"/>
+          <w:tab w:val="left" w:pos="4580"/>
+          <w:tab w:val="left" w:pos="5496"/>
+          <w:tab w:val="left" w:pos="6412"/>
+          <w:tab w:val="left" w:pos="7328"/>
+          <w:tab w:val="left" w:pos="8244"/>
+          <w:tab w:val="left" w:pos="9160"/>
+          <w:tab w:val="left" w:pos="10076"/>
+          <w:tab w:val="left" w:pos="10992"/>
+          <w:tab w:val="left" w:pos="11908"/>
+          <w:tab w:val="left" w:pos="12824"/>
+          <w:tab w:val="left" w:pos="13740"/>
+          <w:tab w:val="left" w:pos="14656"/>
+        </w:tabs>
+        <w:spacing w:after="0" w:line="240" w:lineRule="auto"/>
+        <w:rPr>
+          <w:rFonts w:ascii="Consolas" w:eastAsia="Times New Roman" w:hAnsi="Consolas" w:cs="Courier New"/>
+          <w:sz w:val="24"/>
+          <w:szCs w:val="24"/>
+          <w:lang w:val="en-US" w:eastAsia="ru-RU"/>
+        </w:rPr>
+      </w:pPr>
+      <w:r>
+        <w:rPr>
+          <w:rFonts w:ascii="Consolas" w:eastAsia="Times New Roman" w:hAnsi="Consolas" w:cs="Courier New"/>
+          <w:sz w:val="24"/>
+          <w:szCs w:val="24"/>
+          <w:lang w:val="en-US" w:eastAsia="ru-RU"/>
+        </w:rPr>
+        <w:t xml:space="preserve">    // Omitted for brevity  </w:t>
+      </w:r>
+    </w:p>
+    <w:p>
+      <w:pPr>
+        <w:tabs>
+          <w:tab w:val="left" w:pos="916"/>
+          <w:tab w:val="left" w:pos="1832"/>
+          <w:tab w:val="left" w:pos="2748"/>
+          <w:tab w:val="left" w:pos="3664"/>
+          <w:tab w:val="left" w:pos="4580"/>
+          <w:tab w:val="left" w:pos="5496"/>
+          <w:tab w:val="left" w:pos="6412"/>
+          <w:tab w:val="left" w:pos="7328"/>
+          <w:tab w:val="left" w:pos="8244"/>
+          <w:tab w:val="left" w:pos="9160"/>
+          <w:tab w:val="left" w:pos="10076"/>
+          <w:tab w:val="left" w:pos="10992"/>
+          <w:tab w:val="left" w:pos="11908"/>
+          <w:tab w:val="left" w:pos="12824"/>
+          <w:tab w:val="left" w:pos="13740"/>
+          <w:tab w:val="left" w:pos="14656"/>
+        </w:tabs>
+        <w:spacing w:line="240" w:lineRule="auto"/>
+        <w:rPr>
+          <w:rFonts w:ascii="Consolas" w:eastAsia="Times New Roman" w:hAnsi="Consolas" w:cs="Courier New"/>
+          <w:sz w:val="24"/>
+          <w:szCs w:val="24"/>
+          <w:lang w:val="en-US" w:eastAsia="ru-RU"/>
+        </w:rPr>
+      </w:pPr>
+      <w:r>
+        <w:rPr>
+          <w:rFonts w:ascii="Consolas" w:eastAsia="Times New Roman" w:hAnsi="Consolas" w:cs="Courier New"/>
+          <w:sz w:val="24"/>
+          <w:szCs w:val="24"/>
+          <w:lang w:val="en-US" w:eastAsia="ru-RU"/>
+        </w:rPr>
+        <w:t xml:space="preserve">}  </w:t>
+      </w:r>
+    </w:p>
+    <w:p>
+      <w:pPr>
+        <w:shd w:val="clear" w:color="auto" w:fill="FFFFFF"/>
+        <w:spacing w:after="300" w:line="240" w:lineRule="auto"/>
+        <w:rPr>
+          <w:rFonts w:ascii="Segoe UI" w:eastAsia="Times New Roman" w:hAnsi="Segoe UI" w:cs="Segoe UI"/>
+          <w:sz w:val="30"/>
+          <w:szCs w:val="30"/>
+          <w:lang w:val="en-US" w:eastAsia="ru-RU"/>
+        </w:rPr>
+      </w:pPr>
+      <w:proofErr w:type="spellStart"/>
+      <w:r>
+        <w:rPr>
+          <w:rFonts w:ascii="Consolas" w:eastAsia="Times New Roman" w:hAnsi="Consolas" w:cs="Courier New"/>
+          <w:sz w:val="20"/>
+          <w:szCs w:val="20"/>
+          <w:lang w:val="en-US" w:eastAsia="ru-RU"/>
+        </w:rPr>
+        <w:t>PostsAPIController</w:t>
+      </w:r>
+      <w:proofErr w:type="spellEnd"/>
+      <w:r>
+        <w:rPr>
+          <w:rFonts w:ascii="Segoe UI" w:eastAsia="Times New Roman" w:hAnsi="Segoe UI" w:cs="Segoe UI"/>
+          <w:sz w:val="30"/>
+          <w:szCs w:val="30"/>
+          <w:lang w:val="en-US" w:eastAsia="ru-RU"/>
+        </w:rPr>
+        <w:t> inherits from the </w:t>
+      </w:r>
+      <w:proofErr w:type="spellStart"/>
+      <w:r>
+        <w:rPr>
+          <w:rFonts w:ascii="Consolas" w:eastAsia="Times New Roman" w:hAnsi="Consolas" w:cs="Courier New"/>
+          <w:sz w:val="20"/>
+          <w:szCs w:val="20"/>
+          <w:lang w:val="en-US" w:eastAsia="ru-RU"/>
+        </w:rPr>
+        <w:t>ControllerBase</w:t>
+      </w:r>
+      <w:proofErr w:type="spellEnd"/>
+    </w:p>
+    <w:p>
+      <w:pPr>
+        <w:rPr>
+          <w:rFonts w:ascii="Segoe UI" w:hAnsi="Segoe UI" w:cs="Segoe UI"/>
+          <w:color w:val="171717"/>
+          <w:sz w:val="30"/>
+          <w:szCs w:val="30"/>
+          <w:lang w:val="en-US"/>
+        </w:rPr>
+      </w:pPr>
+    </w:p>
+    <w:p>
+      <w:pPr>
         <w:spacing w:after="0"/>
         <w:rPr>
           <w:rFonts w:ascii="Arial" w:hAnsi="Arial" w:cs="Arial"/>
@@ -6777,18 +7607,358 @@
     </w:p>
     <w:p>
       <w:pPr>
+        <w:pStyle w:val="a3"/>
+        <w:rPr>
+          <w:lang w:val="en-US"/>
+        </w:rPr>
+      </w:pPr>
+      <w:bookmarkStart w:id="25" w:name="_Toc158809672"/>
+      <w:bookmarkStart w:id="26" w:name="_Toc212308962"/>
+      <w:r>
+        <w:rPr>
+          <w:lang w:val="en-US"/>
+        </w:rPr>
+        <w:t>Kestrel vs IIS</w:t>
+      </w:r>
+      <w:bookmarkEnd w:id="25"/>
+      <w:bookmarkEnd w:id="26"/>
+    </w:p>
+    <w:p>
+      <w:pPr>
         <w:spacing w:after="0"/>
         <w:rPr>
           <w:rFonts w:ascii="Arial" w:hAnsi="Arial" w:cs="Arial"/>
           <w:lang w:val="en-US"/>
         </w:rPr>
       </w:pPr>
-      <w:r>
+    </w:p>
+    <w:p>
+      <w:pPr>
+        <w:spacing w:after="0"/>
         <w:rPr>
           <w:rFonts w:ascii="Arial" w:hAnsi="Arial" w:cs="Arial"/>
           <w:lang w:val="en-US"/>
         </w:rPr>
-        <w:t>You must remember how you differentiate between a normal MVC Controller and a Web API Controller...</w:t>
+      </w:pPr>
+      <w:r>
+        <w:rPr>
+          <w:rFonts w:ascii="Verdana" w:hAnsi="Verdana"/>
+          <w:color w:val="000000"/>
+          <w:sz w:val="23"/>
+          <w:szCs w:val="23"/>
+          <w:shd w:val="clear" w:color="auto" w:fill="FFFFFF"/>
+          <w:lang w:val="en-US"/>
+        </w:rPr>
+        <w:t>Kestrel is a lightweight, cross-platform, and open-source web server for ASP.NET Core. It is included and enabled by default in ASP.NET Core. Kestrel is supported on all platforms and versions supported by .NET Core.</w:t>
+      </w:r>
+    </w:p>
+    <w:p>
+      <w:pPr>
+        <w:shd w:val="clear" w:color="auto" w:fill="FFFFFF"/>
+        <w:spacing w:after="0" w:line="360" w:lineRule="atLeast"/>
+        <w:jc w:val="both"/>
+        <w:rPr>
+          <w:rFonts w:ascii="Verdana" w:eastAsia="Times New Roman" w:hAnsi="Verdana" w:cs="Times New Roman"/>
+          <w:color w:val="000000"/>
+          <w:sz w:val="23"/>
+          <w:szCs w:val="23"/>
+          <w:lang w:val="en-US" w:eastAsia="ru-RU"/>
+        </w:rPr>
+      </w:pPr>
+      <w:r>
+        <w:rPr>
+          <w:rFonts w:ascii="Verdana" w:eastAsia="Times New Roman" w:hAnsi="Verdana" w:cs="Times New Roman"/>
+          <w:color w:val="000000"/>
+          <w:sz w:val="23"/>
+          <w:szCs w:val="23"/>
+          <w:lang w:val="en-US" w:eastAsia="ru-RU"/>
+        </w:rPr>
+        <w:lastRenderedPageBreak/>
+        <w:t>Though Kestrel can serve an ASP.NET Core application on its own, Microsoft recommends using it along with a reverse proxy such as Apache, IIS, or Nginx for better performance, security, and reliability.</w:t>
+      </w:r>
+    </w:p>
+    <w:p>
+      <w:pPr>
+        <w:shd w:val="clear" w:color="auto" w:fill="FFFFFF"/>
+        <w:spacing w:after="0" w:line="360" w:lineRule="atLeast"/>
+        <w:jc w:val="both"/>
+        <w:rPr>
+          <w:rFonts w:ascii="Verdana" w:eastAsia="Times New Roman" w:hAnsi="Verdana" w:cs="Times New Roman"/>
+          <w:color w:val="000000"/>
+          <w:sz w:val="23"/>
+          <w:szCs w:val="23"/>
+          <w:lang w:eastAsia="ru-RU"/>
+        </w:rPr>
+      </w:pPr>
+      <w:r>
+        <w:rPr>
+          <w:rFonts w:ascii="Verdana" w:eastAsia="Times New Roman" w:hAnsi="Verdana" w:cs="Times New Roman"/>
+          <w:noProof/>
+          <w:color w:val="000000"/>
+          <w:sz w:val="23"/>
+          <w:szCs w:val="23"/>
+          <w:lang w:eastAsia="ru-RU"/>
+        </w:rPr>
+        <w:drawing>
+          <wp:inline distT="0" distB="0" distL="0" distR="0" wp14:anchorId="165CF57C" wp14:editId="4B9F5177">
+            <wp:extent cx="6305550" cy="1225078"/>
+            <wp:effectExtent l="0" t="0" r="0" b="0"/>
+            <wp:docPr id="7" name="Рисунок 7" descr="https://www.tutorialspoint.com/assets/questions/media/53487/12(a).png"/>
+            <wp:cNvGraphicFramePr>
+              <a:graphicFrameLocks xmlns:a="http://schemas.openxmlformats.org/drawingml/2006/main" noChangeAspect="1"/>
+            </wp:cNvGraphicFramePr>
+            <a:graphic xmlns:a="http://schemas.openxmlformats.org/drawingml/2006/main">
+              <a:graphicData uri="http://schemas.openxmlformats.org/drawingml/2006/picture">
+                <pic:pic xmlns:pic="http://schemas.openxmlformats.org/drawingml/2006/picture">
+                  <pic:nvPicPr>
+                    <pic:cNvPr id="0" name="Picture 1" descr="https://www.tutorialspoint.com/assets/questions/media/53487/12(a).png"/>
+                    <pic:cNvPicPr>
+                      <a:picLocks noChangeAspect="1" noChangeArrowheads="1"/>
+                    </pic:cNvPicPr>
+                  </pic:nvPicPr>
+                  <pic:blipFill>
+                    <a:blip r:embed="rId14">
+                      <a:extLst>
+                        <a:ext uri="{28A0092B-C50C-407E-A947-70E740481C1C}">
+                          <a14:useLocalDpi xmlns:a14="http://schemas.microsoft.com/office/drawing/2010/main" val="0"/>
+                        </a:ext>
+                      </a:extLst>
+                    </a:blip>
+                    <a:srcRect/>
+                    <a:stretch>
+                      <a:fillRect/>
+                    </a:stretch>
+                  </pic:blipFill>
+                  <pic:spPr bwMode="auto">
+                    <a:xfrm>
+                      <a:off x="0" y="0"/>
+                      <a:ext cx="6397257" cy="1242895"/>
+                    </a:xfrm>
+                    <a:prstGeom prst="rect">
+                      <a:avLst/>
+                    </a:prstGeom>
+                    <a:noFill/>
+                    <a:ln>
+                      <a:noFill/>
+                    </a:ln>
+                  </pic:spPr>
+                </pic:pic>
+              </a:graphicData>
+            </a:graphic>
+          </wp:inline>
+        </w:drawing>
+      </w:r>
+    </w:p>
+    <w:p>
+      <w:pPr>
+        <w:shd w:val="clear" w:color="auto" w:fill="FFFFFF"/>
+        <w:spacing w:after="0" w:line="360" w:lineRule="atLeast"/>
+        <w:jc w:val="both"/>
+        <w:rPr>
+          <w:rFonts w:ascii="Verdana" w:eastAsia="Times New Roman" w:hAnsi="Verdana" w:cs="Times New Roman"/>
+          <w:color w:val="000000"/>
+          <w:sz w:val="23"/>
+          <w:szCs w:val="23"/>
+          <w:lang w:eastAsia="ru-RU"/>
+        </w:rPr>
+      </w:pPr>
+      <w:r>
+        <w:rPr>
+          <w:rFonts w:ascii="Verdana" w:eastAsia="Times New Roman" w:hAnsi="Verdana" w:cs="Times New Roman"/>
+          <w:noProof/>
+          <w:color w:val="000000"/>
+          <w:sz w:val="23"/>
+          <w:szCs w:val="23"/>
+          <w:lang w:eastAsia="ru-RU"/>
+        </w:rPr>
+        <w:drawing>
+          <wp:inline distT="0" distB="0" distL="0" distR="0" wp14:anchorId="07425EE2" wp14:editId="7CA584DB">
+            <wp:extent cx="6305550" cy="810714"/>
+            <wp:effectExtent l="0" t="0" r="0" b="8890"/>
+            <wp:docPr id="6" name="Рисунок 6" descr="https://www.tutorialspoint.com/assets/questions/media/53487/12(b).png"/>
+            <wp:cNvGraphicFramePr>
+              <a:graphicFrameLocks xmlns:a="http://schemas.openxmlformats.org/drawingml/2006/main" noChangeAspect="1"/>
+            </wp:cNvGraphicFramePr>
+            <a:graphic xmlns:a="http://schemas.openxmlformats.org/drawingml/2006/main">
+              <a:graphicData uri="http://schemas.openxmlformats.org/drawingml/2006/picture">
+                <pic:pic xmlns:pic="http://schemas.openxmlformats.org/drawingml/2006/picture">
+                  <pic:nvPicPr>
+                    <pic:cNvPr id="0" name="Picture 2" descr="https://www.tutorialspoint.com/assets/questions/media/53487/12(b).png"/>
+                    <pic:cNvPicPr>
+                      <a:picLocks noChangeAspect="1" noChangeArrowheads="1"/>
+                    </pic:cNvPicPr>
+                  </pic:nvPicPr>
+                  <pic:blipFill>
+                    <a:blip r:embed="rId15">
+                      <a:extLst>
+                        <a:ext uri="{28A0092B-C50C-407E-A947-70E740481C1C}">
+                          <a14:useLocalDpi xmlns:a14="http://schemas.microsoft.com/office/drawing/2010/main" val="0"/>
+                        </a:ext>
+                      </a:extLst>
+                    </a:blip>
+                    <a:srcRect/>
+                    <a:stretch>
+                      <a:fillRect/>
+                    </a:stretch>
+                  </pic:blipFill>
+                  <pic:spPr bwMode="auto">
+                    <a:xfrm>
+                      <a:off x="0" y="0"/>
+                      <a:ext cx="6358585" cy="817533"/>
+                    </a:xfrm>
+                    <a:prstGeom prst="rect">
+                      <a:avLst/>
+                    </a:prstGeom>
+                    <a:noFill/>
+                    <a:ln>
+                      <a:noFill/>
+                    </a:ln>
+                  </pic:spPr>
+                </pic:pic>
+              </a:graphicData>
+            </a:graphic>
+          </wp:inline>
+        </w:drawing>
+      </w:r>
+    </w:p>
+    <w:p>
+      <w:pPr>
+        <w:shd w:val="clear" w:color="auto" w:fill="FFFFFF"/>
+        <w:spacing w:after="0" w:line="360" w:lineRule="atLeast"/>
+        <w:jc w:val="both"/>
+        <w:rPr>
+          <w:rFonts w:ascii="Verdana" w:eastAsia="Times New Roman" w:hAnsi="Verdana" w:cs="Times New Roman"/>
+          <w:color w:val="000000"/>
+          <w:sz w:val="23"/>
+          <w:szCs w:val="23"/>
+          <w:lang w:val="en-US" w:eastAsia="ru-RU"/>
+        </w:rPr>
+      </w:pPr>
+      <w:r>
+        <w:rPr>
+          <w:rFonts w:ascii="Verdana" w:eastAsia="Times New Roman" w:hAnsi="Verdana" w:cs="Times New Roman"/>
+          <w:color w:val="000000"/>
+          <w:sz w:val="23"/>
+          <w:szCs w:val="23"/>
+          <w:lang w:val="en-US" w:eastAsia="ru-RU"/>
+        </w:rPr>
+        <w:t>The main difference between IIS and Kestrel is that Kestrel is a cross-platform server. It runs on Linux, Windows, and Mac, whereas IIS is Windows-specific.</w:t>
+      </w:r>
+    </w:p>
+    <w:p>
+      <w:pPr>
+        <w:shd w:val="clear" w:color="auto" w:fill="FFFFFF"/>
+        <w:spacing w:after="0" w:line="360" w:lineRule="atLeast"/>
+        <w:jc w:val="both"/>
+        <w:rPr>
+          <w:rFonts w:ascii="Verdana" w:eastAsia="Times New Roman" w:hAnsi="Verdana" w:cs="Times New Roman"/>
+          <w:color w:val="000000"/>
+          <w:sz w:val="23"/>
+          <w:szCs w:val="23"/>
+          <w:lang w:eastAsia="ru-RU"/>
+        </w:rPr>
+      </w:pPr>
+      <w:r>
+        <w:rPr>
+          <w:rFonts w:ascii="Verdana" w:eastAsia="Times New Roman" w:hAnsi="Verdana" w:cs="Times New Roman"/>
+          <w:color w:val="000000"/>
+          <w:sz w:val="23"/>
+          <w:szCs w:val="23"/>
+          <w:lang w:val="en-US" w:eastAsia="ru-RU"/>
+        </w:rPr>
+        <w:t>Another essential difference between the two is that </w:t>
+      </w:r>
+      <w:r>
+        <w:rPr>
+          <w:rFonts w:ascii="inherit" w:eastAsia="Times New Roman" w:hAnsi="inherit" w:cs="Times New Roman"/>
+          <w:b/>
+          <w:bCs/>
+          <w:color w:val="000000"/>
+          <w:sz w:val="23"/>
+          <w:szCs w:val="23"/>
+          <w:lang w:val="en-US" w:eastAsia="ru-RU"/>
+        </w:rPr>
+        <w:t>Kestrel is fully open-source,</w:t>
+      </w:r>
+      <w:r>
+        <w:rPr>
+          <w:rFonts w:ascii="Verdana" w:eastAsia="Times New Roman" w:hAnsi="Verdana" w:cs="Times New Roman"/>
+          <w:color w:val="000000"/>
+          <w:sz w:val="23"/>
+          <w:szCs w:val="23"/>
+          <w:lang w:val="en-US" w:eastAsia="ru-RU"/>
+        </w:rPr>
+        <w:t> whereas</w:t>
+      </w:r>
+      <w:r>
+        <w:rPr>
+          <w:rFonts w:ascii="inherit" w:eastAsia="Times New Roman" w:hAnsi="inherit" w:cs="Times New Roman"/>
+          <w:b/>
+          <w:bCs/>
+          <w:color w:val="000000"/>
+          <w:sz w:val="23"/>
+          <w:szCs w:val="23"/>
+          <w:lang w:val="en-US" w:eastAsia="ru-RU"/>
+        </w:rPr>
+        <w:t> IIS is closed-source </w:t>
+      </w:r>
+      <w:r>
+        <w:rPr>
+          <w:rFonts w:ascii="Verdana" w:eastAsia="Times New Roman" w:hAnsi="Verdana" w:cs="Times New Roman"/>
+          <w:color w:val="000000"/>
+          <w:sz w:val="23"/>
+          <w:szCs w:val="23"/>
+          <w:lang w:val="en-US" w:eastAsia="ru-RU"/>
+        </w:rPr>
+        <w:t>and developed and maintained only by Microsoft.</w:t>
+      </w:r>
+    </w:p>
+    <w:p>
+      <w:pPr>
+        <w:shd w:val="clear" w:color="auto" w:fill="FFFFFF"/>
+        <w:spacing w:after="0" w:line="360" w:lineRule="atLeast"/>
+        <w:jc w:val="both"/>
+        <w:rPr>
+          <w:rFonts w:ascii="Verdana" w:eastAsia="Times New Roman" w:hAnsi="Verdana" w:cs="Times New Roman"/>
+          <w:color w:val="000000"/>
+          <w:sz w:val="23"/>
+          <w:szCs w:val="23"/>
+          <w:lang w:val="en-US" w:eastAsia="ru-RU"/>
+        </w:rPr>
+      </w:pPr>
+      <w:r>
+        <w:rPr>
+          <w:rFonts w:ascii="Verdana" w:eastAsia="Times New Roman" w:hAnsi="Verdana" w:cs="Times New Roman"/>
+          <w:color w:val="000000"/>
+          <w:sz w:val="23"/>
+          <w:szCs w:val="23"/>
+          <w:lang w:val="en-US" w:eastAsia="ru-RU"/>
+        </w:rPr>
+        <w:t>IIS is an old, albeit powerful software. With Kestrel, Microsoft started with cross-platform and high performance as explicit design goals. Since the Kestrel codebase started from scratch, it allowed developers to ignore the legacy/compatibility issues and focus on speed and efficiency.</w:t>
+      </w:r>
+    </w:p>
+    <w:p>
+      <w:pPr>
+        <w:shd w:val="clear" w:color="auto" w:fill="FFFFFF"/>
+        <w:spacing w:after="0" w:line="360" w:lineRule="atLeast"/>
+        <w:jc w:val="both"/>
+        <w:rPr>
+          <w:rFonts w:ascii="Verdana" w:eastAsia="Times New Roman" w:hAnsi="Verdana" w:cs="Times New Roman"/>
+          <w:color w:val="000000"/>
+          <w:sz w:val="23"/>
+          <w:szCs w:val="23"/>
+          <w:lang w:val="en-US" w:eastAsia="ru-RU"/>
+        </w:rPr>
+      </w:pPr>
+      <w:r>
+        <w:rPr>
+          <w:rFonts w:ascii="Verdana" w:eastAsia="Times New Roman" w:hAnsi="Verdana" w:cs="Times New Roman"/>
+          <w:color w:val="000000"/>
+          <w:sz w:val="23"/>
+          <w:szCs w:val="23"/>
+          <w:lang w:val="en-US" w:eastAsia="ru-RU"/>
+        </w:rPr>
+        <w:t>However, Kestrel doesn’t provide all the rich functionality of a full-fledged web server such as IIS, Nginx, or Apache. Hence, we typically use it as an application server, with one of the above servers acting as a reverse proxy.</w:t>
       </w:r>
     </w:p>
     <w:p>
@@ -6808,362 +7978,7 @@
           <w:lang w:val="en-US"/>
         </w:rPr>
       </w:pPr>
-      <w:proofErr w:type="spellStart"/>
-      <w:r>
-        <w:rPr>
-          <w:rFonts w:ascii="Arial" w:hAnsi="Arial" w:cs="Arial"/>
-          <w:lang w:val="en-US"/>
-        </w:rPr>
-        <w:t>WebAPI</w:t>
-      </w:r>
-      <w:proofErr w:type="spellEnd"/>
-      <w:r>
-        <w:rPr>
-          <w:rFonts w:ascii="Arial" w:hAnsi="Arial" w:cs="Arial"/>
-          <w:lang w:val="en-US"/>
-        </w:rPr>
-        <w:t xml:space="preserve"> Controllers enforces this annotation [</w:t>
-      </w:r>
-      <w:proofErr w:type="spellStart"/>
-      <w:r>
-        <w:rPr>
-          <w:rFonts w:ascii="Arial" w:hAnsi="Arial" w:cs="Arial"/>
-          <w:lang w:val="en-US"/>
-        </w:rPr>
-        <w:t>ApiController</w:t>
-      </w:r>
-      <w:proofErr w:type="spellEnd"/>
-      <w:r>
-        <w:rPr>
-          <w:rFonts w:ascii="Arial" w:hAnsi="Arial" w:cs="Arial"/>
-          <w:lang w:val="en-US"/>
-        </w:rPr>
-        <w:t xml:space="preserve">] and must inherits from </w:t>
-      </w:r>
-      <w:proofErr w:type="spellStart"/>
-      <w:r>
-        <w:rPr>
-          <w:rFonts w:ascii="Arial" w:hAnsi="Arial" w:cs="Arial"/>
-          <w:lang w:val="en-US"/>
-        </w:rPr>
-        <w:t>ControllerBase</w:t>
-      </w:r>
-      <w:proofErr w:type="spellEnd"/>
-      <w:r>
-        <w:rPr>
-          <w:rFonts w:ascii="Arial" w:hAnsi="Arial" w:cs="Arial"/>
-          <w:lang w:val="en-US"/>
-        </w:rPr>
-        <w:t>:</w:t>
-      </w:r>
-    </w:p>
-    <w:p>
-      <w:pPr>
-        <w:spacing w:after="0"/>
-        <w:rPr>
-          <w:rFonts w:ascii="Arial" w:hAnsi="Arial" w:cs="Arial"/>
-          <w:lang w:val="en-US"/>
-        </w:rPr>
-      </w:pPr>
-    </w:p>
-    <w:p>
-      <w:pPr>
-        <w:spacing w:after="0"/>
-        <w:rPr>
-          <w:rFonts w:ascii="Arial" w:hAnsi="Arial" w:cs="Arial"/>
-          <w:lang w:val="en-US"/>
-        </w:rPr>
-      </w:pPr>
-      <w:r>
-        <w:rPr>
-          <w:rFonts w:ascii="Arial" w:hAnsi="Arial" w:cs="Arial"/>
-          <w:lang w:val="en-US"/>
-        </w:rPr>
-        <w:t>[</w:t>
-      </w:r>
-      <w:proofErr w:type="spellStart"/>
-      <w:r>
-        <w:rPr>
-          <w:rFonts w:ascii="Arial" w:hAnsi="Arial" w:cs="Arial"/>
-          <w:lang w:val="en-US"/>
-        </w:rPr>
-        <w:t>ApiController</w:t>
-      </w:r>
-      <w:proofErr w:type="spellEnd"/>
-      <w:r>
-        <w:rPr>
-          <w:rFonts w:ascii="Arial" w:hAnsi="Arial" w:cs="Arial"/>
-          <w:lang w:val="en-US"/>
-        </w:rPr>
-        <w:t>]</w:t>
-      </w:r>
-    </w:p>
-    <w:p>
-      <w:pPr>
-        <w:spacing w:after="0"/>
-        <w:rPr>
-          <w:rFonts w:ascii="Arial" w:hAnsi="Arial" w:cs="Arial"/>
-          <w:lang w:val="en-US"/>
-        </w:rPr>
-      </w:pPr>
-      <w:r>
-        <w:rPr>
-          <w:rFonts w:ascii="Arial" w:hAnsi="Arial" w:cs="Arial"/>
-          <w:lang w:val="en-US"/>
-        </w:rPr>
-        <w:t xml:space="preserve">public class </w:t>
-      </w:r>
-      <w:proofErr w:type="spellStart"/>
-      <w:proofErr w:type="gramStart"/>
-      <w:r>
-        <w:rPr>
-          <w:rFonts w:ascii="Arial" w:hAnsi="Arial" w:cs="Arial"/>
-          <w:lang w:val="en-US"/>
-        </w:rPr>
-        <w:t>PeopleController</w:t>
-      </w:r>
-      <w:proofErr w:type="spellEnd"/>
-      <w:r>
-        <w:rPr>
-          <w:rFonts w:ascii="Arial" w:hAnsi="Arial" w:cs="Arial"/>
-          <w:lang w:val="en-US"/>
-        </w:rPr>
-        <w:t xml:space="preserve"> :</w:t>
-      </w:r>
-      <w:proofErr w:type="gramEnd"/>
-      <w:r>
-        <w:rPr>
-          <w:rFonts w:ascii="Arial" w:hAnsi="Arial" w:cs="Arial"/>
-          <w:lang w:val="en-US"/>
-        </w:rPr>
-        <w:t xml:space="preserve"> </w:t>
-      </w:r>
-      <w:proofErr w:type="spellStart"/>
-      <w:r>
-        <w:rPr>
-          <w:rFonts w:ascii="Arial" w:hAnsi="Arial" w:cs="Arial"/>
-          <w:lang w:val="en-US"/>
-        </w:rPr>
-        <w:t>ControllerBase</w:t>
-      </w:r>
-      <w:proofErr w:type="spellEnd"/>
-      <w:r>
-        <w:rPr>
-          <w:rFonts w:ascii="Arial" w:hAnsi="Arial" w:cs="Arial"/>
-          <w:lang w:val="en-US"/>
-        </w:rPr>
-        <w:t xml:space="preserve"> {</w:t>
-      </w:r>
-    </w:p>
-    <w:p>
-      <w:pPr>
-        <w:spacing w:after="0"/>
-        <w:rPr>
-          <w:rFonts w:ascii="Arial" w:hAnsi="Arial" w:cs="Arial"/>
-          <w:lang w:val="en-US"/>
-        </w:rPr>
-      </w:pPr>
-      <w:r>
-        <w:rPr>
-          <w:rFonts w:ascii="Arial" w:hAnsi="Arial" w:cs="Arial"/>
-          <w:lang w:val="en-US"/>
-        </w:rPr>
-        <w:t xml:space="preserve">   //Your API methods here</w:t>
-      </w:r>
-    </w:p>
-    <w:p>
-      <w:pPr>
-        <w:spacing w:after="0"/>
-        <w:rPr>
-          <w:rFonts w:ascii="Arial" w:hAnsi="Arial" w:cs="Arial"/>
-          <w:lang w:val="en-US"/>
-        </w:rPr>
-      </w:pPr>
-      <w:r>
-        <w:rPr>
-          <w:rFonts w:ascii="Arial" w:hAnsi="Arial" w:cs="Arial"/>
-          <w:lang w:val="en-US"/>
-        </w:rPr>
-        <w:t>}</w:t>
-      </w:r>
-    </w:p>
-    <w:p>
-      <w:pPr>
-        <w:spacing w:after="0"/>
-        <w:rPr>
-          <w:rFonts w:ascii="Arial" w:hAnsi="Arial" w:cs="Arial"/>
-          <w:lang w:val="en-US"/>
-        </w:rPr>
-      </w:pPr>
-    </w:p>
-    <w:p>
-      <w:pPr>
-        <w:spacing w:after="0"/>
-        <w:rPr>
-          <w:rFonts w:ascii="Arial" w:hAnsi="Arial" w:cs="Arial"/>
-          <w:lang w:val="en-US"/>
-        </w:rPr>
-      </w:pPr>
-      <w:r>
-        <w:rPr>
-          <w:rFonts w:ascii="Arial" w:hAnsi="Arial" w:cs="Arial"/>
-          <w:lang w:val="en-US"/>
-        </w:rPr>
-        <w:t>A normal MVC Controller only inherits from Controller base class:</w:t>
-      </w:r>
-    </w:p>
-    <w:p>
-      <w:pPr>
-        <w:spacing w:after="0"/>
-        <w:rPr>
-          <w:rFonts w:ascii="Arial" w:hAnsi="Arial" w:cs="Arial"/>
-          <w:lang w:val="en-US"/>
-        </w:rPr>
-      </w:pPr>
-    </w:p>
-    <w:p>
-      <w:pPr>
-        <w:spacing w:after="0"/>
-        <w:rPr>
-          <w:rFonts w:ascii="Arial" w:hAnsi="Arial" w:cs="Arial"/>
-          <w:lang w:val="en-US"/>
-        </w:rPr>
-      </w:pPr>
-      <w:r>
-        <w:rPr>
-          <w:rFonts w:ascii="Arial" w:hAnsi="Arial" w:cs="Arial"/>
-          <w:lang w:val="en-US"/>
-        </w:rPr>
-        <w:t xml:space="preserve">public class </w:t>
-      </w:r>
-      <w:proofErr w:type="spellStart"/>
-      <w:proofErr w:type="gramStart"/>
-      <w:r>
-        <w:rPr>
-          <w:rFonts w:ascii="Arial" w:hAnsi="Arial" w:cs="Arial"/>
-          <w:lang w:val="en-US"/>
-        </w:rPr>
-        <w:t>PeopleController</w:t>
-      </w:r>
-      <w:proofErr w:type="spellEnd"/>
-      <w:r>
-        <w:rPr>
-          <w:rFonts w:ascii="Arial" w:hAnsi="Arial" w:cs="Arial"/>
-          <w:lang w:val="en-US"/>
-        </w:rPr>
-        <w:t xml:space="preserve"> :</w:t>
-      </w:r>
-      <w:proofErr w:type="gramEnd"/>
-      <w:r>
-        <w:rPr>
-          <w:rFonts w:ascii="Arial" w:hAnsi="Arial" w:cs="Arial"/>
-          <w:lang w:val="en-US"/>
-        </w:rPr>
-        <w:t xml:space="preserve"> Controller {</w:t>
-      </w:r>
-    </w:p>
-    <w:p>
-      <w:pPr>
-        <w:spacing w:after="0"/>
-        <w:rPr>
-          <w:rFonts w:ascii="Arial" w:hAnsi="Arial" w:cs="Arial"/>
-          <w:lang w:val="en-US"/>
-        </w:rPr>
-      </w:pPr>
-      <w:r>
-        <w:rPr>
-          <w:rFonts w:ascii="Arial" w:hAnsi="Arial" w:cs="Arial"/>
-          <w:lang w:val="en-US"/>
-        </w:rPr>
-        <w:t xml:space="preserve">   //Your Action methods here...</w:t>
-      </w:r>
-    </w:p>
-    <w:p>
-      <w:pPr>
-        <w:spacing w:after="0"/>
-        <w:rPr>
-          <w:rFonts w:ascii="Arial" w:hAnsi="Arial" w:cs="Arial"/>
-          <w:lang w:val="en-US"/>
-        </w:rPr>
-      </w:pPr>
-      <w:r>
-        <w:rPr>
-          <w:rFonts w:ascii="Arial" w:hAnsi="Arial" w:cs="Arial"/>
-          <w:lang w:val="en-US"/>
-        </w:rPr>
-        <w:t>}</w:t>
-      </w:r>
-    </w:p>
-    <w:p>
-      <w:pPr>
-        <w:spacing w:after="0"/>
-        <w:rPr>
-          <w:rFonts w:ascii="Arial" w:hAnsi="Arial" w:cs="Arial"/>
-          <w:lang w:val="en-US"/>
-        </w:rPr>
-      </w:pPr>
-    </w:p>
-    <w:p>
-      <w:pPr>
-        <w:spacing w:after="0"/>
-        <w:rPr>
-          <w:rFonts w:ascii="Arial" w:hAnsi="Arial" w:cs="Arial"/>
-          <w:lang w:val="en-US"/>
-        </w:rPr>
-      </w:pPr>
-      <w:r>
-        <w:rPr>
-          <w:rFonts w:ascii="Arial" w:hAnsi="Arial" w:cs="Arial"/>
-          <w:lang w:val="en-US"/>
-        </w:rPr>
-        <w:t>Those already create configuration for your APP which becomes easier for you Hosting environment to know what is going and what to return when.</w:t>
-      </w:r>
-    </w:p>
-    <w:p>
-      <w:pPr>
-        <w:spacing w:after="0"/>
-        <w:rPr>
-          <w:rFonts w:ascii="Arial" w:hAnsi="Arial" w:cs="Arial"/>
-          <w:lang w:val="en-US"/>
-        </w:rPr>
-      </w:pPr>
-    </w:p>
-    <w:p>
-      <w:pPr>
-        <w:pStyle w:val="a3"/>
-        <w:rPr>
-          <w:lang w:val="en-US"/>
-        </w:rPr>
-      </w:pPr>
-      <w:bookmarkStart w:id="24" w:name="_Toc158809672"/>
-      <w:bookmarkStart w:id="25" w:name="_Toc212308962"/>
-      <w:r>
-        <w:rPr>
-          <w:lang w:val="en-US"/>
-        </w:rPr>
-        <w:t>Kestrel vs IIS</w:t>
-      </w:r>
-      <w:bookmarkEnd w:id="24"/>
-      <w:bookmarkEnd w:id="25"/>
-    </w:p>
-    <w:p>
-      <w:pPr>
-        <w:spacing w:after="0"/>
-        <w:rPr>
-          <w:rFonts w:ascii="Arial" w:hAnsi="Arial" w:cs="Arial"/>
-          <w:lang w:val="en-US"/>
-        </w:rPr>
-      </w:pPr>
-    </w:p>
-    <w:p>
-      <w:pPr>
-        <w:spacing w:after="0"/>
-        <w:rPr>
-          <w:rFonts w:ascii="Arial" w:hAnsi="Arial" w:cs="Arial"/>
-          <w:lang w:val="en-US"/>
-        </w:rPr>
-      </w:pPr>
-      <w:hyperlink r:id="rId14" w:history="1">
+      <w:hyperlink r:id="rId16" w:history="1">
         <w:r>
           <w:rPr>
             <w:rStyle w:val="a7"/>
@@ -7196,8 +8011,8 @@
       <w:pPr>
         <w:pStyle w:val="a3"/>
       </w:pPr>
-      <w:bookmarkStart w:id="26" w:name="_Toc158809666"/>
-      <w:bookmarkStart w:id="27" w:name="_Toc212308963"/>
+      <w:bookmarkStart w:id="27" w:name="_Toc158809666"/>
+      <w:bookmarkStart w:id="28" w:name="_Toc212308963"/>
       <w:r>
         <w:rPr>
           <w:lang w:val="en-US"/>
@@ -7222,8 +8037,8 @@
         </w:rPr>
         <w:t>TODO</w:t>
       </w:r>
-      <w:bookmarkEnd w:id="26"/>
       <w:bookmarkEnd w:id="27"/>
+      <w:bookmarkEnd w:id="28"/>
     </w:p>
     <w:p>
       <w:pPr>
@@ -7447,6 +8262,7 @@
         <w:rPr>
           <w:rFonts w:ascii="Arial" w:hAnsi="Arial" w:cs="Arial"/>
         </w:rPr>
+        <w:lastRenderedPageBreak/>
         <w:t>Плюсы/минусы</w:t>
       </w:r>
     </w:p>
@@ -7557,7 +8373,7 @@
           <w:color w:val="auto"/>
         </w:rPr>
       </w:pPr>
-      <w:bookmarkStart w:id="28" w:name="_Toc212308964"/>
+      <w:bookmarkStart w:id="29" w:name="_Toc212308964"/>
       <w:proofErr w:type="spellStart"/>
       <w:r>
         <w:rPr>
@@ -7566,10 +8382,9 @@
           <w:bCs/>
           <w:color w:val="auto"/>
         </w:rPr>
-        <w:lastRenderedPageBreak/>
         <w:t>Scoped</w:t>
       </w:r>
-      <w:bookmarkEnd w:id="28"/>
+      <w:bookmarkEnd w:id="29"/>
       <w:proofErr w:type="spellEnd"/>
     </w:p>
     <w:p>
@@ -7711,7 +8526,7 @@
                     </pic:cNvPicPr>
                   </pic:nvPicPr>
                   <pic:blipFill rotWithShape="1">
-                    <a:blip r:embed="rId15" cstate="print">
+                    <a:blip r:embed="rId17" cstate="print">
                       <a:extLst>
                         <a:ext uri="{28A0092B-C50C-407E-A947-70E740481C1C}">
                           <a14:useLocalDpi xmlns:a14="http://schemas.microsoft.com/office/drawing/2010/main" val="0"/>
@@ -7756,7 +8571,7 @@
           <w:color w:val="auto"/>
         </w:rPr>
       </w:pPr>
-      <w:bookmarkStart w:id="29" w:name="_Toc212308965"/>
+      <w:bookmarkStart w:id="30" w:name="_Toc212308965"/>
       <w:proofErr w:type="spellStart"/>
       <w:r>
         <w:rPr>
@@ -7767,7 +8582,7 @@
         </w:rPr>
         <w:t>Transient</w:t>
       </w:r>
-      <w:bookmarkEnd w:id="29"/>
+      <w:bookmarkEnd w:id="30"/>
       <w:proofErr w:type="spellEnd"/>
     </w:p>
     <w:p>
@@ -7963,7 +8778,7 @@
                     </pic:cNvPicPr>
                   </pic:nvPicPr>
                   <pic:blipFill rotWithShape="1">
-                    <a:blip r:embed="rId16">
+                    <a:blip r:embed="rId18">
                       <a:extLst>
                         <a:ext uri="{28A0092B-C50C-407E-A947-70E740481C1C}">
                           <a14:useLocalDpi xmlns:a14="http://schemas.microsoft.com/office/drawing/2010/main" val="0"/>
@@ -8017,7 +8832,7 @@
           <w:color w:val="auto"/>
         </w:rPr>
       </w:pPr>
-      <w:bookmarkStart w:id="30" w:name="_Toc212308966"/>
+      <w:bookmarkStart w:id="31" w:name="_Toc212308966"/>
       <w:proofErr w:type="spellStart"/>
       <w:r>
         <w:rPr>
@@ -8028,7 +8843,7 @@
         </w:rPr>
         <w:t>Singleton</w:t>
       </w:r>
-      <w:bookmarkEnd w:id="30"/>
+      <w:bookmarkEnd w:id="31"/>
       <w:proofErr w:type="spellEnd"/>
     </w:p>
     <w:p>
@@ -8070,6 +8885,7 @@
           <w:rFonts w:ascii="Arial" w:hAnsi="Arial" w:cs="Arial"/>
           <w:lang w:val="en-US"/>
         </w:rPr>
+        <w:lastRenderedPageBreak/>
         <w:t>Reused the same instance in future, wherever the service is required</w:t>
       </w:r>
     </w:p>
@@ -8126,7 +8942,6 @@
         <w:rPr>
           <w:noProof/>
         </w:rPr>
-        <w:lastRenderedPageBreak/>
         <w:drawing>
           <wp:inline distT="0" distB="0" distL="0" distR="0" wp14:anchorId="7FA4D2FA" wp14:editId="61B44C7C">
             <wp:extent cx="6070894" cy="1913861"/>
@@ -8145,7 +8960,7 @@
                     </pic:cNvPicPr>
                   </pic:nvPicPr>
                   <pic:blipFill rotWithShape="1">
-                    <a:blip r:embed="rId17" cstate="print">
+                    <a:blip r:embed="rId19" cstate="print">
                       <a:extLst>
                         <a:ext uri="{28A0092B-C50C-407E-A947-70E740481C1C}">
                           <a14:useLocalDpi xmlns:a14="http://schemas.microsoft.com/office/drawing/2010/main" val="0"/>
@@ -8202,7 +9017,7 @@
         </w:rPr>
         <w:t xml:space="preserve">DI - </w:t>
       </w:r>
-      <w:hyperlink r:id="rId18" w:history="1">
+      <w:hyperlink r:id="rId20" w:history="1">
         <w:r>
           <w:rPr>
             <w:rStyle w:val="a7"/>
@@ -8242,13 +9057,29 @@
           <w:rFonts w:ascii="Arial" w:hAnsi="Arial" w:cs="Arial"/>
         </w:rPr>
       </w:pPr>
-      <w:hyperlink r:id="rId19" w:anchor="service-registration-methods" w:history="1">
+      <w:hyperlink r:id="rId21" w:anchor="service-registration-methods" w:history="1">
         <w:r>
           <w:rPr>
             <w:rStyle w:val="a7"/>
             <w:rFonts w:ascii="Arial" w:hAnsi="Arial" w:cs="Arial"/>
           </w:rPr>
-          <w:t>https://docs.microsoft.com/en-us/dotnet/core/extensions/dependency-injection#service-registration-methods</w:t>
+          <w:t>https://docs.microsoft.com/</w:t>
+        </w:r>
+        <w:bookmarkStart w:id="32" w:name="_GoBack"/>
+        <w:bookmarkEnd w:id="32"/>
+        <w:r>
+          <w:rPr>
+            <w:rStyle w:val="a7"/>
+            <w:rFonts w:ascii="Arial" w:hAnsi="Arial" w:cs="Arial"/>
+          </w:rPr>
+          <w:t>e</w:t>
+        </w:r>
+        <w:r>
+          <w:rPr>
+            <w:rStyle w:val="a7"/>
+            <w:rFonts w:ascii="Arial" w:hAnsi="Arial" w:cs="Arial"/>
+          </w:rPr>
+          <w:t>n-us/dotnet/core/extensions/dependency-injection#service-registration-methods</w:t>
         </w:r>
       </w:hyperlink>
     </w:p>
@@ -8262,7 +9093,8 @@
     </w:p>
     <w:tbl>
       <w:tblPr>
-        <w:tblW w:w="10770" w:type="dxa"/>
+        <w:tblW w:w="11483" w:type="dxa"/>
+        <w:tblInd w:w="-1421" w:type="dxa"/>
         <w:shd w:val="clear" w:color="auto" w:fill="171717"/>
         <w:tblCellMar>
           <w:top w:w="15" w:type="dxa"/>
@@ -8273,10 +9105,10 @@
         <w:tblLook w:val="04A0" w:firstRow="1" w:lastRow="0" w:firstColumn="1" w:lastColumn="0" w:noHBand="0" w:noVBand="1"/>
       </w:tblPr>
       <w:tblGrid>
-        <w:gridCol w:w="5242"/>
-        <w:gridCol w:w="1418"/>
-        <w:gridCol w:w="2268"/>
+        <w:gridCol w:w="6124"/>
         <w:gridCol w:w="1842"/>
+        <w:gridCol w:w="1942"/>
+        <w:gridCol w:w="1575"/>
       </w:tblGrid>
       <w:tr>
         <w:trPr>
@@ -8284,7 +9116,7 @@
         </w:trPr>
         <w:tc>
           <w:tcPr>
-            <w:tcW w:w="5242" w:type="dxa"/>
+            <w:tcW w:w="6449" w:type="dxa"/>
             <w:tcBorders>
               <w:top w:val="nil"/>
               <w:left w:val="single" w:sz="2" w:space="0" w:color="auto"/>
@@ -8325,7 +9157,7 @@
         </w:tc>
         <w:tc>
           <w:tcPr>
-            <w:tcW w:w="1418" w:type="dxa"/>
+            <w:tcW w:w="1915" w:type="dxa"/>
             <w:tcBorders>
               <w:top w:val="nil"/>
               <w:left w:val="single" w:sz="2" w:space="0" w:color="auto"/>
@@ -8419,7 +9251,7 @@
         </w:tc>
         <w:tc>
           <w:tcPr>
-            <w:tcW w:w="2268" w:type="dxa"/>
+            <w:tcW w:w="1422" w:type="dxa"/>
             <w:tcBorders>
               <w:top w:val="nil"/>
               <w:left w:val="single" w:sz="2" w:space="0" w:color="auto"/>
@@ -8487,7 +9319,7 @@
         </w:tc>
         <w:tc>
           <w:tcPr>
-            <w:tcW w:w="1842" w:type="dxa"/>
+            <w:tcW w:w="1697" w:type="dxa"/>
             <w:tcBorders>
               <w:top w:val="nil"/>
               <w:left w:val="single" w:sz="2" w:space="0" w:color="auto"/>
@@ -8557,7 +9389,7 @@
       <w:tr>
         <w:tc>
           <w:tcPr>
-            <w:tcW w:w="5242" w:type="dxa"/>
+            <w:tcW w:w="6449" w:type="dxa"/>
             <w:tcBorders>
               <w:top w:val="single" w:sz="24" w:space="0" w:color="auto"/>
               <w:left w:val="single" w:sz="2" w:space="0" w:color="auto"/>
@@ -8711,7 +9543,7 @@
         </w:tc>
         <w:tc>
           <w:tcPr>
-            <w:tcW w:w="1418" w:type="dxa"/>
+            <w:tcW w:w="1915" w:type="dxa"/>
             <w:tcBorders>
               <w:top w:val="single" w:sz="24" w:space="0" w:color="auto"/>
               <w:left w:val="single" w:sz="2" w:space="0" w:color="auto"/>
@@ -8749,7 +9581,7 @@
         </w:tc>
         <w:tc>
           <w:tcPr>
-            <w:tcW w:w="2268" w:type="dxa"/>
+            <w:tcW w:w="1422" w:type="dxa"/>
             <w:tcBorders>
               <w:top w:val="single" w:sz="24" w:space="0" w:color="auto"/>
               <w:left w:val="single" w:sz="2" w:space="0" w:color="auto"/>
@@ -8787,7 +9619,7 @@
         </w:tc>
         <w:tc>
           <w:tcPr>
-            <w:tcW w:w="1842" w:type="dxa"/>
+            <w:tcW w:w="1697" w:type="dxa"/>
             <w:tcBorders>
               <w:top w:val="single" w:sz="24" w:space="0" w:color="auto"/>
               <w:left w:val="single" w:sz="2" w:space="0" w:color="auto"/>
@@ -8827,7 +9659,7 @@
       <w:tr>
         <w:tc>
           <w:tcPr>
-            <w:tcW w:w="5242" w:type="dxa"/>
+            <w:tcW w:w="6449" w:type="dxa"/>
             <w:tcBorders>
               <w:top w:val="single" w:sz="24" w:space="0" w:color="auto"/>
               <w:left w:val="single" w:sz="2" w:space="0" w:color="auto"/>
@@ -9123,7 +9955,7 @@
         </w:tc>
         <w:tc>
           <w:tcPr>
-            <w:tcW w:w="1418" w:type="dxa"/>
+            <w:tcW w:w="1915" w:type="dxa"/>
             <w:tcBorders>
               <w:top w:val="single" w:sz="24" w:space="0" w:color="auto"/>
               <w:left w:val="single" w:sz="2" w:space="0" w:color="auto"/>
@@ -9161,7 +9993,7 @@
         </w:tc>
         <w:tc>
           <w:tcPr>
-            <w:tcW w:w="2268" w:type="dxa"/>
+            <w:tcW w:w="1422" w:type="dxa"/>
             <w:tcBorders>
               <w:top w:val="single" w:sz="24" w:space="0" w:color="auto"/>
               <w:left w:val="single" w:sz="2" w:space="0" w:color="auto"/>
@@ -9199,7 +10031,7 @@
         </w:tc>
         <w:tc>
           <w:tcPr>
-            <w:tcW w:w="1842" w:type="dxa"/>
+            <w:tcW w:w="1697" w:type="dxa"/>
             <w:tcBorders>
               <w:top w:val="single" w:sz="24" w:space="0" w:color="auto"/>
               <w:left w:val="single" w:sz="2" w:space="0" w:color="auto"/>
@@ -9239,7 +10071,7 @@
       <w:tr>
         <w:tc>
           <w:tcPr>
-            <w:tcW w:w="5242" w:type="dxa"/>
+            <w:tcW w:w="6449" w:type="dxa"/>
             <w:tcBorders>
               <w:top w:val="single" w:sz="24" w:space="0" w:color="auto"/>
               <w:left w:val="single" w:sz="2" w:space="0" w:color="auto"/>
@@ -9371,7 +10203,7 @@
         </w:tc>
         <w:tc>
           <w:tcPr>
-            <w:tcW w:w="1418" w:type="dxa"/>
+            <w:tcW w:w="1915" w:type="dxa"/>
             <w:tcBorders>
               <w:top w:val="single" w:sz="24" w:space="0" w:color="auto"/>
               <w:left w:val="single" w:sz="2" w:space="0" w:color="auto"/>
@@ -9409,7 +10241,7 @@
         </w:tc>
         <w:tc>
           <w:tcPr>
-            <w:tcW w:w="2268" w:type="dxa"/>
+            <w:tcW w:w="1422" w:type="dxa"/>
             <w:tcBorders>
               <w:top w:val="single" w:sz="24" w:space="0" w:color="auto"/>
               <w:left w:val="single" w:sz="2" w:space="0" w:color="auto"/>
@@ -9447,7 +10279,7 @@
         </w:tc>
         <w:tc>
           <w:tcPr>
-            <w:tcW w:w="1842" w:type="dxa"/>
+            <w:tcW w:w="1697" w:type="dxa"/>
             <w:tcBorders>
               <w:top w:val="single" w:sz="24" w:space="0" w:color="auto"/>
               <w:left w:val="single" w:sz="2" w:space="0" w:color="auto"/>
@@ -9487,7 +10319,7 @@
       <w:tr>
         <w:tc>
           <w:tcPr>
-            <w:tcW w:w="5242" w:type="dxa"/>
+            <w:tcW w:w="6449" w:type="dxa"/>
             <w:tcBorders>
               <w:top w:val="single" w:sz="24" w:space="0" w:color="auto"/>
               <w:left w:val="single" w:sz="2" w:space="0" w:color="auto"/>
@@ -9739,7 +10571,7 @@
         </w:tc>
         <w:tc>
           <w:tcPr>
-            <w:tcW w:w="1418" w:type="dxa"/>
+            <w:tcW w:w="1915" w:type="dxa"/>
             <w:tcBorders>
               <w:top w:val="single" w:sz="24" w:space="0" w:color="auto"/>
               <w:left w:val="single" w:sz="2" w:space="0" w:color="auto"/>
@@ -9777,7 +10609,7 @@
         </w:tc>
         <w:tc>
           <w:tcPr>
-            <w:tcW w:w="2268" w:type="dxa"/>
+            <w:tcW w:w="1422" w:type="dxa"/>
             <w:tcBorders>
               <w:top w:val="single" w:sz="24" w:space="0" w:color="auto"/>
               <w:left w:val="single" w:sz="2" w:space="0" w:color="auto"/>
@@ -9815,7 +10647,7 @@
         </w:tc>
         <w:tc>
           <w:tcPr>
-            <w:tcW w:w="1842" w:type="dxa"/>
+            <w:tcW w:w="1697" w:type="dxa"/>
             <w:tcBorders>
               <w:top w:val="single" w:sz="24" w:space="0" w:color="auto"/>
               <w:left w:val="single" w:sz="2" w:space="0" w:color="auto"/>
@@ -9855,7 +10687,7 @@
       <w:tr>
         <w:tc>
           <w:tcPr>
-            <w:tcW w:w="5242" w:type="dxa"/>
+            <w:tcW w:w="6449" w:type="dxa"/>
             <w:tcBorders>
               <w:top w:val="single" w:sz="24" w:space="0" w:color="auto"/>
               <w:left w:val="single" w:sz="2" w:space="0" w:color="auto"/>
@@ -9960,6 +10792,7 @@
                 <w:szCs w:val="18"/>
                 <w:lang w:val="en-US" w:eastAsia="ru-RU"/>
               </w:rPr>
+              <w:lastRenderedPageBreak/>
               <w:t>services.AddSingleton</w:t>
             </w:r>
             <w:proofErr w:type="spellEnd"/>
@@ -10053,7 +10886,7 @@
         </w:tc>
         <w:tc>
           <w:tcPr>
-            <w:tcW w:w="1418" w:type="dxa"/>
+            <w:tcW w:w="1915" w:type="dxa"/>
             <w:shd w:val="clear" w:color="auto" w:fill="171717"/>
             <w:vAlign w:val="center"/>
             <w:hideMark/>
@@ -10072,7 +10905,7 @@
         </w:tc>
         <w:tc>
           <w:tcPr>
-            <w:tcW w:w="2268" w:type="dxa"/>
+            <w:tcW w:w="1422" w:type="dxa"/>
             <w:shd w:val="clear" w:color="auto" w:fill="171717"/>
             <w:vAlign w:val="center"/>
             <w:hideMark/>
@@ -10091,7 +10924,7 @@
         </w:tc>
         <w:tc>
           <w:tcPr>
-            <w:tcW w:w="1842" w:type="dxa"/>
+            <w:tcW w:w="1697" w:type="dxa"/>
             <w:shd w:val="clear" w:color="auto" w:fill="171717"/>
             <w:vAlign w:val="center"/>
             <w:hideMark/>
@@ -10132,10 +10965,9 @@
           <w:rFonts w:ascii="Arial" w:hAnsi="Arial" w:cs="Arial"/>
           <w:lang w:val="en-US"/>
         </w:rPr>
-        <w:lastRenderedPageBreak/>
         <w:t xml:space="preserve">IOC - </w:t>
       </w:r>
-      <w:hyperlink r:id="rId20" w:anchor="dependency-inversion" w:history="1">
+      <w:hyperlink r:id="rId22" w:anchor="dependency-inversion" w:history="1">
         <w:r>
           <w:rPr>
             <w:rStyle w:val="a7"/>
@@ -10178,7 +11010,7 @@
           <w:color w:val="E6E6E6"/>
         </w:rPr>
       </w:pPr>
-      <w:hyperlink r:id="rId21" w:history="1">
+      <w:hyperlink r:id="rId23" w:history="1">
         <w:proofErr w:type="spellStart"/>
         <w:r>
           <w:rPr>
@@ -10204,7 +11036,7 @@
           <w:color w:val="E6E6E6"/>
         </w:rPr>
       </w:pPr>
-      <w:hyperlink r:id="rId22" w:history="1">
+      <w:hyperlink r:id="rId24" w:history="1">
         <w:proofErr w:type="spellStart"/>
         <w:r>
           <w:rPr>
@@ -10230,7 +11062,7 @@
           <w:color w:val="E6E6E6"/>
         </w:rPr>
       </w:pPr>
-      <w:hyperlink r:id="rId23" w:history="1">
+      <w:hyperlink r:id="rId25" w:history="1">
         <w:proofErr w:type="spellStart"/>
         <w:r>
           <w:rPr>
@@ -10256,7 +11088,7 @@
           <w:color w:val="E6E6E6"/>
         </w:rPr>
       </w:pPr>
-      <w:hyperlink r:id="rId24" w:history="1">
+      <w:hyperlink r:id="rId26" w:history="1">
         <w:proofErr w:type="spellStart"/>
         <w:r>
           <w:rPr>
@@ -10311,7 +11143,7 @@
           <w:lang w:val="en-US"/>
         </w:rPr>
       </w:pPr>
-      <w:bookmarkStart w:id="31" w:name="_Toc212308967"/>
+      <w:bookmarkStart w:id="33" w:name="_Toc212308967"/>
       <w:r>
         <w:rPr>
           <w:lang w:val="en-US"/>
@@ -10324,7 +11156,7 @@
         </w:rPr>
         <w:t>NET MVC</w:t>
       </w:r>
-      <w:bookmarkEnd w:id="31"/>
+      <w:bookmarkEnd w:id="33"/>
     </w:p>
     <w:p>
       <w:pPr>
@@ -10333,14 +11165,14 @@
           <w:lang w:val="en-US"/>
         </w:rPr>
       </w:pPr>
-      <w:bookmarkStart w:id="32" w:name="_Toc212308968"/>
+      <w:bookmarkStart w:id="34" w:name="_Toc212308968"/>
       <w:r>
         <w:rPr>
           <w:lang w:val="en-US"/>
         </w:rPr>
         <w:t>Routing</w:t>
       </w:r>
-      <w:bookmarkEnd w:id="32"/>
+      <w:bookmarkEnd w:id="34"/>
     </w:p>
     <w:p>
       <w:pPr>
@@ -12010,7 +12842,6 @@
           <w:bdr w:val="none" w:sz="0" w:space="0" w:color="auto" w:frame="1"/>
           <w:lang w:val="en-US" w:eastAsia="ru-RU"/>
         </w:rPr>
-        <w:lastRenderedPageBreak/>
         <w:t>using</w:t>
       </w:r>
       <w:r>
@@ -12936,7 +13767,7 @@
           <w:lang w:val="en-US"/>
         </w:rPr>
       </w:pPr>
-      <w:bookmarkStart w:id="33" w:name="_Toc212308969"/>
+      <w:bookmarkStart w:id="35" w:name="_Toc212308969"/>
       <w:r>
         <w:rPr>
           <w:bdr w:val="none" w:sz="0" w:space="0" w:color="auto" w:frame="1"/>
@@ -12944,7 +13775,7 @@
         </w:rPr>
         <w:t>Types of Routing</w:t>
       </w:r>
-      <w:bookmarkEnd w:id="33"/>
+      <w:bookmarkEnd w:id="35"/>
     </w:p>
     <w:p>
       <w:pPr>
@@ -13715,15 +14546,16 @@
           <w:lang w:val="en-US"/>
         </w:rPr>
       </w:pPr>
-      <w:bookmarkStart w:id="34" w:name="_Toc212308970"/>
+      <w:bookmarkStart w:id="36" w:name="_Toc212308970"/>
       <w:r>
         <w:rPr>
           <w:bdr w:val="none" w:sz="0" w:space="0" w:color="auto" w:frame="1"/>
           <w:lang w:val="en-US"/>
         </w:rPr>
+        <w:lastRenderedPageBreak/>
         <w:t>Result types</w:t>
       </w:r>
-      <w:bookmarkEnd w:id="34"/>
+      <w:bookmarkEnd w:id="36"/>
     </w:p>
     <w:p>
       <w:pPr>
@@ -13817,7 +14649,6 @@
         <w:rPr>
           <w:lang w:val="en-US" w:eastAsia="ru-RU"/>
         </w:rPr>
-        <w:lastRenderedPageBreak/>
         <w:t xml:space="preserve">2. </w:t>
       </w:r>
       <w:r>
@@ -14273,14 +15104,14 @@
           <w:lang w:val="en-US" w:eastAsia="ru-RU"/>
         </w:rPr>
       </w:pPr>
-      <w:bookmarkStart w:id="35" w:name="_Toc212308971"/>
+      <w:bookmarkStart w:id="37" w:name="_Toc212308971"/>
       <w:r>
         <w:rPr>
           <w:lang w:val="en-US" w:eastAsia="ru-RU"/>
         </w:rPr>
         <w:t>Views</w:t>
       </w:r>
-      <w:bookmarkEnd w:id="35"/>
+      <w:bookmarkEnd w:id="37"/>
     </w:p>
     <w:p>
       <w:pPr>
@@ -14505,6 +15336,7 @@
           <w:szCs w:val="24"/>
           <w:lang w:val="en-US"/>
         </w:rPr>
+        <w:lastRenderedPageBreak/>
         <w:t xml:space="preserve">   </w:t>
       </w:r>
       <w:r>
@@ -14736,7 +15568,6 @@
           <w:szCs w:val="24"/>
           <w:lang w:val="en-US"/>
         </w:rPr>
-        <w:lastRenderedPageBreak/>
         <w:t xml:space="preserve">        </w:t>
       </w:r>
       <w:proofErr w:type="spellStart"/>
@@ -15720,7 +16551,7 @@
           <w:lang w:val="en-US"/>
         </w:rPr>
       </w:pPr>
-      <w:bookmarkStart w:id="36" w:name="_Toc212308972"/>
+      <w:bookmarkStart w:id="38" w:name="_Toc212308972"/>
       <w:proofErr w:type="spellStart"/>
       <w:r>
         <w:rPr>
@@ -15728,7 +16559,7 @@
         </w:rPr>
         <w:t>ViewBag</w:t>
       </w:r>
-      <w:bookmarkEnd w:id="36"/>
+      <w:bookmarkEnd w:id="38"/>
       <w:proofErr w:type="spellEnd"/>
     </w:p>
     <w:p>
@@ -16007,6 +16838,7 @@
           <w:sz w:val="24"/>
           <w:szCs w:val="24"/>
         </w:rPr>
+        <w:lastRenderedPageBreak/>
         <w:t>&lt;h</w:t>
       </w:r>
       <w:proofErr w:type="gramStart"/>
@@ -16160,7 +16992,6 @@
           <w:szCs w:val="24"/>
           <w:lang w:val="en-GB" w:eastAsia="ru-RU"/>
         </w:rPr>
-        <w:lastRenderedPageBreak/>
         <w:t xml:space="preserve">Life of </w:t>
       </w:r>
       <w:proofErr w:type="spellStart"/>
@@ -16261,7 +17092,7 @@
           <w:lang w:val="en-US"/>
         </w:rPr>
       </w:pPr>
-      <w:bookmarkStart w:id="37" w:name="_Toc212308973"/>
+      <w:bookmarkStart w:id="39" w:name="_Toc212308973"/>
       <w:proofErr w:type="spellStart"/>
       <w:r>
         <w:rPr>
@@ -16269,7 +17100,7 @@
         </w:rPr>
         <w:t>ViewData</w:t>
       </w:r>
-      <w:bookmarkEnd w:id="37"/>
+      <w:bookmarkEnd w:id="39"/>
       <w:proofErr w:type="spellEnd"/>
     </w:p>
     <w:p>
@@ -16966,7 +17797,7 @@
           <w:lang w:val="en-US"/>
         </w:rPr>
       </w:pPr>
-      <w:bookmarkStart w:id="38" w:name="_Toc212308974"/>
+      <w:bookmarkStart w:id="40" w:name="_Toc212308974"/>
       <w:proofErr w:type="spellStart"/>
       <w:r>
         <w:rPr>
@@ -16974,7 +17805,7 @@
         </w:rPr>
         <w:t>TempData</w:t>
       </w:r>
-      <w:bookmarkEnd w:id="38"/>
+      <w:bookmarkEnd w:id="40"/>
       <w:proofErr w:type="spellEnd"/>
     </w:p>
     <w:p>
@@ -17172,6 +18003,7 @@
           <w:szCs w:val="24"/>
           <w:lang w:val="en-GB" w:eastAsia="ru-RU"/>
         </w:rPr>
+        <w:lastRenderedPageBreak/>
         <w:t xml:space="preserve">Let us say that we want to navigate to Read action from Index action and while navigating, pass data to the Read action from the Index action.  </w:t>
       </w:r>
       <w:proofErr w:type="gramStart"/>
@@ -17401,7 +18233,6 @@
           <w:szCs w:val="24"/>
           <w:lang w:val="en-US"/>
         </w:rPr>
-        <w:lastRenderedPageBreak/>
         <w:t xml:space="preserve"> }</w:t>
       </w:r>
     </w:p>
@@ -18244,11 +19075,11 @@
       <w:pPr>
         <w:pStyle w:val="a5"/>
       </w:pPr>
-      <w:bookmarkStart w:id="39" w:name="_Toc212308975"/>
+      <w:bookmarkStart w:id="41" w:name="_Toc212308975"/>
       <w:r>
         <w:t>Фильтры</w:t>
       </w:r>
-      <w:bookmarkEnd w:id="39"/>
+      <w:bookmarkEnd w:id="41"/>
     </w:p>
     <w:p>
       <w:pPr>
@@ -18258,10 +19089,14 @@
     <w:p>
       <w:pPr>
         <w:spacing w:after="0" w:line="240" w:lineRule="auto"/>
-      </w:pPr>
-      <w:proofErr w:type="spellStart"/>
-      <w:r>
-        <w:rPr>
+        <w:rPr>
+          <w:b/>
+        </w:rPr>
+      </w:pPr>
+      <w:proofErr w:type="spellStart"/>
+      <w:r>
+        <w:rPr>
+          <w:b/>
           <w:lang w:val="en-US"/>
         </w:rPr>
         <w:t>IAuthorizationFilter</w:t>
@@ -18285,10 +19120,14 @@
     <w:p>
       <w:pPr>
         <w:spacing w:after="0" w:line="240" w:lineRule="auto"/>
-      </w:pPr>
-      <w:proofErr w:type="spellStart"/>
-      <w:r>
-        <w:rPr>
+        <w:rPr>
+          <w:b/>
+        </w:rPr>
+      </w:pPr>
+      <w:proofErr w:type="spellStart"/>
+      <w:r>
+        <w:rPr>
+          <w:b/>
           <w:lang w:val="en-US"/>
         </w:rPr>
         <w:t>IResourceFilter</w:t>
@@ -18386,10 +19225,14 @@
     <w:p>
       <w:pPr>
         <w:spacing w:after="0" w:line="240" w:lineRule="auto"/>
-      </w:pPr>
-      <w:proofErr w:type="spellStart"/>
-      <w:r>
-        <w:rPr>
+        <w:rPr>
+          <w:b/>
+        </w:rPr>
+      </w:pPr>
+      <w:proofErr w:type="spellStart"/>
+      <w:r>
+        <w:rPr>
+          <w:b/>
           <w:lang w:val="en-US"/>
         </w:rPr>
         <w:t>IActionFilter</w:t>
@@ -18459,10 +19302,14 @@
     <w:p>
       <w:pPr>
         <w:spacing w:after="0" w:line="240" w:lineRule="auto"/>
-      </w:pPr>
-      <w:proofErr w:type="spellStart"/>
-      <w:r>
-        <w:rPr>
+        <w:rPr>
+          <w:b/>
+        </w:rPr>
+      </w:pPr>
+      <w:proofErr w:type="spellStart"/>
+      <w:r>
+        <w:rPr>
+          <w:b/>
           <w:lang w:val="en-US"/>
         </w:rPr>
         <w:t>IPageFilter</w:t>
@@ -18477,10 +19324,14 @@
     <w:p>
       <w:pPr>
         <w:spacing w:after="0" w:line="240" w:lineRule="auto"/>
-      </w:pPr>
-      <w:proofErr w:type="spellStart"/>
-      <w:r>
-        <w:rPr>
+        <w:rPr>
+          <w:b/>
+        </w:rPr>
+      </w:pPr>
+      <w:proofErr w:type="spellStart"/>
+      <w:r>
+        <w:rPr>
+          <w:b/>
           <w:lang w:val="en-US"/>
         </w:rPr>
         <w:t>IExceptionFilter</w:t>
@@ -18492,7 +19343,6 @@
         <w:spacing w:after="0" w:line="240" w:lineRule="auto"/>
       </w:pPr>
       <w:r>
-        <w:lastRenderedPageBreak/>
         <w:tab/>
         <w:t>Фильтрует ошибки до того, как они заносятся в тело ответа.</w:t>
       </w:r>
@@ -18522,10 +19372,14 @@
     <w:p>
       <w:pPr>
         <w:spacing w:after="0" w:line="240" w:lineRule="auto"/>
-      </w:pPr>
-      <w:proofErr w:type="spellStart"/>
-      <w:r>
-        <w:rPr>
+        <w:rPr>
+          <w:b/>
+        </w:rPr>
+      </w:pPr>
+      <w:proofErr w:type="spellStart"/>
+      <w:r>
+        <w:rPr>
+          <w:b/>
           <w:lang w:val="en-US"/>
         </w:rPr>
         <w:t>IResultFilter</w:t>
@@ -18578,7 +19432,13 @@
         <w:spacing w:after="0" w:line="240" w:lineRule="auto"/>
       </w:pPr>
       <w:r>
-        <w:t xml:space="preserve">Глобальные фильтры выполняются первыми (заданные в </w:t>
+        <w:rPr>
+          <w:b/>
+        </w:rPr>
+        <w:t xml:space="preserve">Глобальные </w:t>
+      </w:r>
+      <w:r>
+        <w:t xml:space="preserve">фильтры выполняются первыми (заданные в </w:t>
       </w:r>
       <w:r>
         <w:rPr>
@@ -18595,7 +19455,16 @@
         <w:spacing w:after="0" w:line="240" w:lineRule="auto"/>
       </w:pPr>
       <w:r>
-        <w:t>затем фильтры контроллера,</w:t>
+        <w:t xml:space="preserve">затем фильтры </w:t>
+      </w:r>
+      <w:r>
+        <w:rPr>
+          <w:b/>
+        </w:rPr>
+        <w:t>контроллера</w:t>
+      </w:r>
+      <w:r>
+        <w:t>,</w:t>
       </w:r>
     </w:p>
     <w:p>
@@ -18607,12 +19476,19 @@
       </w:r>
       <w:r>
         <w:rPr>
+          <w:b/>
           <w:lang w:val="en-US"/>
         </w:rPr>
         <w:t>Action</w:t>
       </w:r>
       <w:r>
-        <w:t xml:space="preserve">-а </w:t>
+        <w:rPr>
+          <w:b/>
+        </w:rPr>
+        <w:t>-а</w:t>
+      </w:r>
+      <w:r>
+        <w:t xml:space="preserve"> </w:t>
       </w:r>
     </w:p>
     <w:p>
@@ -18706,7 +19582,7 @@
           <w:lang w:val="en-US"/>
         </w:rPr>
       </w:pPr>
-      <w:bookmarkStart w:id="40" w:name="_Toc212308976"/>
+      <w:bookmarkStart w:id="42" w:name="_Toc212308976"/>
       <w:proofErr w:type="spellStart"/>
       <w:r>
         <w:rPr>
@@ -18728,7 +19604,7 @@
         </w:rPr>
         <w:t>фильтр</w:t>
       </w:r>
-      <w:bookmarkEnd w:id="40"/>
+      <w:bookmarkEnd w:id="42"/>
       <w:proofErr w:type="spellEnd"/>
     </w:p>
     <w:p>
@@ -19181,7 +20057,7 @@
           <w:lang w:val="en-US"/>
         </w:rPr>
       </w:pPr>
-      <w:bookmarkStart w:id="41" w:name="_Toc212308977"/>
+      <w:bookmarkStart w:id="43" w:name="_Toc212308977"/>
       <w:proofErr w:type="spellStart"/>
       <w:r>
         <w:rPr>
@@ -19203,7 +20079,7 @@
         </w:rPr>
         <w:t>фильтры</w:t>
       </w:r>
-      <w:bookmarkEnd w:id="41"/>
+      <w:bookmarkEnd w:id="43"/>
       <w:proofErr w:type="spellEnd"/>
     </w:p>
     <w:p>
@@ -19500,6 +20376,7 @@
         <w:rPr>
           <w:lang w:val="en-US"/>
         </w:rPr>
+        <w:lastRenderedPageBreak/>
         <w:t xml:space="preserve">        //</w:t>
       </w:r>
       <w:proofErr w:type="spellStart"/>
@@ -19628,7 +20505,7 @@
           <w:lang w:val="en-US"/>
         </w:rPr>
       </w:pPr>
-      <w:bookmarkStart w:id="42" w:name="_Toc212308978"/>
+      <w:bookmarkStart w:id="44" w:name="_Toc212308978"/>
       <w:proofErr w:type="spellStart"/>
       <w:r>
         <w:rPr>
@@ -19685,7 +20562,7 @@
         </w:rPr>
         <w:t>:</w:t>
       </w:r>
-      <w:bookmarkEnd w:id="42"/>
+      <w:bookmarkEnd w:id="44"/>
     </w:p>
     <w:p>
       <w:pPr>
@@ -19742,993 +20619,993 @@
         <w:rPr>
           <w:lang w:val="en-US"/>
         </w:rPr>
+        <w:t>{</w:t>
+      </w:r>
+    </w:p>
+    <w:p>
+      <w:pPr>
+        <w:spacing w:after="0" w:line="240" w:lineRule="auto"/>
+        <w:rPr>
+          <w:lang w:val="en-US"/>
+        </w:rPr>
+      </w:pPr>
+      <w:r>
+        <w:rPr>
+          <w:lang w:val="en-US"/>
+        </w:rPr>
+        <w:t xml:space="preserve">    </w:t>
+      </w:r>
+      <w:proofErr w:type="spellStart"/>
+      <w:proofErr w:type="gramStart"/>
+      <w:r>
+        <w:rPr>
+          <w:lang w:val="en-US"/>
+        </w:rPr>
+        <w:t>services.AddControllersWithViews</w:t>
+      </w:r>
+      <w:proofErr w:type="spellEnd"/>
+      <w:proofErr w:type="gramEnd"/>
+      <w:r>
+        <w:rPr>
+          <w:lang w:val="en-US"/>
+        </w:rPr>
+        <w:t>(options=&gt;</w:t>
+      </w:r>
+    </w:p>
+    <w:p>
+      <w:pPr>
+        <w:spacing w:after="0" w:line="240" w:lineRule="auto"/>
+        <w:rPr>
+          <w:lang w:val="en-US"/>
+        </w:rPr>
+      </w:pPr>
+      <w:r>
+        <w:rPr>
+          <w:lang w:val="en-US"/>
+        </w:rPr>
+        <w:t xml:space="preserve">    { </w:t>
+      </w:r>
+    </w:p>
+    <w:p>
+      <w:pPr>
+        <w:spacing w:after="0" w:line="240" w:lineRule="auto"/>
+        <w:rPr>
+          <w:lang w:val="en-US"/>
+        </w:rPr>
+      </w:pPr>
+      <w:r>
+        <w:rPr>
+          <w:lang w:val="en-US"/>
+        </w:rPr>
+        <w:t xml:space="preserve">        </w:t>
+      </w:r>
+      <w:proofErr w:type="spellStart"/>
+      <w:proofErr w:type="gramStart"/>
+      <w:r>
+        <w:rPr>
+          <w:lang w:val="en-US"/>
+        </w:rPr>
+        <w:t>options.Filters.Add</w:t>
+      </w:r>
+      <w:proofErr w:type="spellEnd"/>
+      <w:proofErr w:type="gramEnd"/>
+      <w:r>
+        <w:rPr>
+          <w:lang w:val="en-US"/>
+        </w:rPr>
+        <w:t xml:space="preserve">(new </w:t>
+      </w:r>
+      <w:proofErr w:type="spellStart"/>
+      <w:r>
+        <w:rPr>
+          <w:lang w:val="en-US"/>
+        </w:rPr>
+        <w:t>SimpleResourceFilter</w:t>
+      </w:r>
+      <w:proofErr w:type="spellEnd"/>
+      <w:r>
+        <w:rPr>
+          <w:lang w:val="en-US"/>
+        </w:rPr>
+        <w:t xml:space="preserve">());    // </w:t>
+      </w:r>
+      <w:proofErr w:type="spellStart"/>
+      <w:r>
+        <w:rPr>
+          <w:lang w:val="en-US"/>
+        </w:rPr>
+        <w:t>подключение</w:t>
+      </w:r>
+      <w:proofErr w:type="spellEnd"/>
+      <w:r>
+        <w:rPr>
+          <w:lang w:val="en-US"/>
+        </w:rPr>
+        <w:t xml:space="preserve"> </w:t>
+      </w:r>
+      <w:proofErr w:type="spellStart"/>
+      <w:r>
+        <w:rPr>
+          <w:lang w:val="en-US"/>
+        </w:rPr>
+        <w:t>по</w:t>
+      </w:r>
+      <w:proofErr w:type="spellEnd"/>
+      <w:r>
+        <w:rPr>
+          <w:lang w:val="en-US"/>
+        </w:rPr>
+        <w:t xml:space="preserve"> </w:t>
+      </w:r>
+      <w:proofErr w:type="spellStart"/>
+      <w:r>
+        <w:rPr>
+          <w:lang w:val="en-US"/>
+        </w:rPr>
+        <w:t>объекту</w:t>
+      </w:r>
+      <w:proofErr w:type="spellEnd"/>
+    </w:p>
+    <w:p>
+      <w:pPr>
+        <w:spacing w:after="0" w:line="240" w:lineRule="auto"/>
+        <w:rPr>
+          <w:lang w:val="en-US"/>
+        </w:rPr>
+      </w:pPr>
+      <w:r>
+        <w:rPr>
+          <w:lang w:val="en-US"/>
+        </w:rPr>
+        <w:t xml:space="preserve">        </w:t>
+      </w:r>
+      <w:proofErr w:type="spellStart"/>
+      <w:proofErr w:type="gramStart"/>
+      <w:r>
+        <w:rPr>
+          <w:lang w:val="en-US"/>
+        </w:rPr>
+        <w:t>options.Filters.Add</w:t>
+      </w:r>
+      <w:proofErr w:type="spellEnd"/>
+      <w:proofErr w:type="gramEnd"/>
+      <w:r>
+        <w:rPr>
+          <w:lang w:val="en-US"/>
+        </w:rPr>
+        <w:t>(</w:t>
+      </w:r>
+      <w:proofErr w:type="spellStart"/>
+      <w:r>
+        <w:rPr>
+          <w:lang w:val="en-US"/>
+        </w:rPr>
+        <w:t>typeof</w:t>
+      </w:r>
+      <w:proofErr w:type="spellEnd"/>
+      <w:r>
+        <w:rPr>
+          <w:lang w:val="en-US"/>
+        </w:rPr>
+        <w:t>(</w:t>
+      </w:r>
+      <w:proofErr w:type="spellStart"/>
+      <w:r>
+        <w:rPr>
+          <w:lang w:val="en-US"/>
+        </w:rPr>
+        <w:t>SimpleResourceFilter</w:t>
+      </w:r>
+      <w:proofErr w:type="spellEnd"/>
+      <w:r>
+        <w:rPr>
+          <w:lang w:val="en-US"/>
+        </w:rPr>
+        <w:t xml:space="preserve">));  // </w:t>
+      </w:r>
+      <w:proofErr w:type="spellStart"/>
+      <w:r>
+        <w:rPr>
+          <w:lang w:val="en-US"/>
+        </w:rPr>
+        <w:t>подключение</w:t>
+      </w:r>
+      <w:proofErr w:type="spellEnd"/>
+      <w:r>
+        <w:rPr>
+          <w:lang w:val="en-US"/>
+        </w:rPr>
+        <w:t xml:space="preserve"> </w:t>
+      </w:r>
+      <w:proofErr w:type="spellStart"/>
+      <w:r>
+        <w:rPr>
+          <w:lang w:val="en-US"/>
+        </w:rPr>
+        <w:t>по</w:t>
+      </w:r>
+      <w:proofErr w:type="spellEnd"/>
+      <w:r>
+        <w:rPr>
+          <w:lang w:val="en-US"/>
+        </w:rPr>
+        <w:t xml:space="preserve"> </w:t>
+      </w:r>
+      <w:proofErr w:type="spellStart"/>
+      <w:r>
+        <w:rPr>
+          <w:lang w:val="en-US"/>
+        </w:rPr>
+        <w:t>типу</w:t>
+      </w:r>
+      <w:proofErr w:type="spellEnd"/>
+    </w:p>
+    <w:p>
+      <w:pPr>
+        <w:spacing w:after="0" w:line="240" w:lineRule="auto"/>
+      </w:pPr>
+      <w:r>
+        <w:rPr>
+          <w:lang w:val="en-US"/>
+        </w:rPr>
+        <w:t xml:space="preserve">    </w:t>
+      </w:r>
+      <w:r>
+        <w:t>});</w:t>
+      </w:r>
+    </w:p>
+    <w:p>
+      <w:pPr>
+        <w:spacing w:after="0" w:line="240" w:lineRule="auto"/>
+      </w:pPr>
+      <w:r>
+        <w:t>}</w:t>
+      </w:r>
+    </w:p>
+    <w:p>
+      <w:pPr>
+        <w:spacing w:after="0" w:line="240" w:lineRule="auto"/>
+      </w:pPr>
+    </w:p>
+    <w:p>
+      <w:pPr>
+        <w:spacing w:after="0" w:line="240" w:lineRule="auto"/>
+      </w:pPr>
+      <w:r>
+        <w:t xml:space="preserve">Чтобы прервать </w:t>
+      </w:r>
+      <w:proofErr w:type="spellStart"/>
+      <w:r>
+        <w:t>пайплайн</w:t>
+      </w:r>
+      <w:proofErr w:type="spellEnd"/>
+      <w:r>
+        <w:t xml:space="preserve"> фильтров, надо присвоить значение </w:t>
+      </w:r>
+      <w:r>
+        <w:rPr>
+          <w:lang w:val="en-US"/>
+        </w:rPr>
+        <w:t>Result</w:t>
+      </w:r>
+    </w:p>
+    <w:p>
+      <w:pPr>
+        <w:spacing w:after="0" w:line="240" w:lineRule="auto"/>
+        <w:rPr>
+          <w:lang w:val="en-US"/>
+        </w:rPr>
+      </w:pPr>
+      <w:r>
+        <w:rPr>
+          <w:lang w:val="en-US"/>
+        </w:rPr>
+        <w:t xml:space="preserve">public void </w:t>
+      </w:r>
+      <w:proofErr w:type="spellStart"/>
+      <w:proofErr w:type="gramStart"/>
+      <w:r>
+        <w:rPr>
+          <w:lang w:val="en-US"/>
+        </w:rPr>
+        <w:t>OnResourceExecuting</w:t>
+      </w:r>
+      <w:proofErr w:type="spellEnd"/>
+      <w:r>
+        <w:rPr>
+          <w:lang w:val="en-US"/>
+        </w:rPr>
+        <w:t>(</w:t>
+      </w:r>
+      <w:proofErr w:type="spellStart"/>
+      <w:proofErr w:type="gramEnd"/>
+      <w:r>
+        <w:rPr>
+          <w:lang w:val="en-US"/>
+        </w:rPr>
+        <w:t>ResourceExecutingContext</w:t>
+      </w:r>
+      <w:proofErr w:type="spellEnd"/>
+      <w:r>
+        <w:rPr>
+          <w:lang w:val="en-US"/>
+        </w:rPr>
+        <w:t xml:space="preserve"> context)</w:t>
+      </w:r>
+    </w:p>
+    <w:p>
+      <w:pPr>
+        <w:spacing w:after="0" w:line="240" w:lineRule="auto"/>
+        <w:rPr>
+          <w:lang w:val="en-US"/>
+        </w:rPr>
+      </w:pPr>
+      <w:r>
+        <w:rPr>
+          <w:lang w:val="en-US"/>
+        </w:rPr>
+        <w:t>{</w:t>
+      </w:r>
+    </w:p>
+    <w:p>
+      <w:pPr>
+        <w:spacing w:after="0" w:line="240" w:lineRule="auto"/>
+        <w:rPr>
+          <w:lang w:val="en-US"/>
+        </w:rPr>
+      </w:pPr>
+      <w:r>
+        <w:rPr>
+          <w:lang w:val="en-US"/>
+        </w:rPr>
+        <w:t xml:space="preserve">    </w:t>
+      </w:r>
+      <w:proofErr w:type="spellStart"/>
+      <w:proofErr w:type="gramStart"/>
+      <w:r>
+        <w:rPr>
+          <w:lang w:val="en-US"/>
+        </w:rPr>
+        <w:t>context.Result</w:t>
+      </w:r>
+      <w:proofErr w:type="spellEnd"/>
+      <w:proofErr w:type="gramEnd"/>
+      <w:r>
+        <w:rPr>
+          <w:lang w:val="en-US"/>
+        </w:rPr>
+        <w:t xml:space="preserve"> = new </w:t>
+      </w:r>
+      <w:proofErr w:type="spellStart"/>
+      <w:r>
+        <w:rPr>
+          <w:lang w:val="en-US"/>
+        </w:rPr>
+        <w:t>ContentResult</w:t>
+      </w:r>
+      <w:proofErr w:type="spellEnd"/>
+      <w:r>
+        <w:rPr>
+          <w:lang w:val="en-US"/>
+        </w:rPr>
+        <w:t xml:space="preserve"> { Content = "</w:t>
+      </w:r>
+      <w:proofErr w:type="spellStart"/>
+      <w:r>
+        <w:rPr>
+          <w:lang w:val="en-US"/>
+        </w:rPr>
+        <w:t>Ресурс</w:t>
+      </w:r>
+      <w:proofErr w:type="spellEnd"/>
+      <w:r>
+        <w:rPr>
+          <w:lang w:val="en-US"/>
+        </w:rPr>
+        <w:t xml:space="preserve"> </w:t>
+      </w:r>
+      <w:proofErr w:type="spellStart"/>
+      <w:r>
+        <w:rPr>
+          <w:lang w:val="en-US"/>
+        </w:rPr>
+        <w:t>не</w:t>
+      </w:r>
+      <w:proofErr w:type="spellEnd"/>
+      <w:r>
+        <w:rPr>
+          <w:lang w:val="en-US"/>
+        </w:rPr>
+        <w:t xml:space="preserve"> </w:t>
+      </w:r>
+      <w:proofErr w:type="spellStart"/>
+      <w:r>
+        <w:rPr>
+          <w:lang w:val="en-US"/>
+        </w:rPr>
+        <w:t>найден</w:t>
+      </w:r>
+      <w:proofErr w:type="spellEnd"/>
+      <w:r>
+        <w:rPr>
+          <w:lang w:val="en-US"/>
+        </w:rPr>
+        <w:t>" };</w:t>
+      </w:r>
+    </w:p>
+    <w:p>
+      <w:pPr>
+        <w:spacing w:after="0" w:line="240" w:lineRule="auto"/>
+      </w:pPr>
+      <w:r>
+        <w:t>}</w:t>
+      </w:r>
+    </w:p>
+    <w:p>
+      <w:pPr>
+        <w:spacing w:after="0" w:line="240" w:lineRule="auto"/>
+      </w:pPr>
+    </w:p>
+    <w:p>
+      <w:pPr>
+        <w:spacing w:after="0" w:line="240" w:lineRule="auto"/>
+      </w:pPr>
+    </w:p>
+    <w:p>
+      <w:pPr>
+        <w:pStyle w:val="a5"/>
+      </w:pPr>
+      <w:bookmarkStart w:id="45" w:name="_Toc212308979"/>
+      <w:r>
+        <w:t>Конвейер</w:t>
+      </w:r>
+      <w:r>
+        <w:t xml:space="preserve"> </w:t>
+      </w:r>
+      <w:r>
+        <w:t xml:space="preserve">обработки запроса и </w:t>
+      </w:r>
+      <w:r>
+        <w:rPr>
+          <w:lang w:val="en-US"/>
+        </w:rPr>
+        <w:t>middleware</w:t>
+      </w:r>
+      <w:bookmarkEnd w:id="45"/>
+    </w:p>
+    <w:p>
+      <w:pPr>
+        <w:spacing w:after="0" w:line="240" w:lineRule="auto"/>
+      </w:pPr>
+    </w:p>
+    <w:p>
+      <w:pPr>
+        <w:spacing w:after="0" w:line="240" w:lineRule="auto"/>
+      </w:pPr>
+      <w:r>
+        <w:t xml:space="preserve">Компоненты конвейера, которые отвечают за обработку запроса, называются </w:t>
+      </w:r>
+      <w:proofErr w:type="spellStart"/>
+      <w:r>
+        <w:t>middleware</w:t>
+      </w:r>
+      <w:proofErr w:type="spellEnd"/>
+      <w:r>
+        <w:t xml:space="preserve">. </w:t>
+      </w:r>
+    </w:p>
+    <w:p>
+      <w:pPr>
+        <w:spacing w:after="0" w:line="240" w:lineRule="auto"/>
+      </w:pPr>
+      <w:r>
+        <w:t xml:space="preserve">Для подключения компонентов </w:t>
+      </w:r>
+      <w:proofErr w:type="spellStart"/>
+      <w:r>
+        <w:t>middleware</w:t>
+      </w:r>
+      <w:proofErr w:type="spellEnd"/>
+      <w:r>
+        <w:t xml:space="preserve"> используется метод </w:t>
+      </w:r>
+      <w:proofErr w:type="spellStart"/>
+      <w:r>
+        <w:t>Configure</w:t>
+      </w:r>
+      <w:proofErr w:type="spellEnd"/>
+      <w:r>
+        <w:t xml:space="preserve"> из класса </w:t>
+      </w:r>
+      <w:proofErr w:type="spellStart"/>
+      <w:r>
+        <w:t>Startup</w:t>
+      </w:r>
+      <w:proofErr w:type="spellEnd"/>
+      <w:r>
+        <w:t xml:space="preserve">. </w:t>
+      </w:r>
+    </w:p>
+    <w:p>
+      <w:pPr>
+        <w:spacing w:after="0" w:line="240" w:lineRule="auto"/>
+      </w:pPr>
+      <w:r>
+        <w:t xml:space="preserve">Компоненты </w:t>
+      </w:r>
+      <w:proofErr w:type="spellStart"/>
+      <w:r>
+        <w:t>middleware</w:t>
+      </w:r>
+      <w:proofErr w:type="spellEnd"/>
+      <w:r>
+        <w:t xml:space="preserve"> конфигурируются с помощью методов расширений </w:t>
+      </w:r>
+      <w:proofErr w:type="spellStart"/>
+      <w:r>
+        <w:t>Run</w:t>
+      </w:r>
+      <w:proofErr w:type="spellEnd"/>
+      <w:r>
+        <w:t xml:space="preserve">, </w:t>
+      </w:r>
+      <w:proofErr w:type="spellStart"/>
+      <w:r>
+        <w:t>Map</w:t>
+      </w:r>
+      <w:proofErr w:type="spellEnd"/>
+      <w:r>
+        <w:t xml:space="preserve"> и </w:t>
+      </w:r>
+      <w:proofErr w:type="spellStart"/>
+      <w:r>
+        <w:t>Use</w:t>
+      </w:r>
+      <w:proofErr w:type="spellEnd"/>
+      <w:r>
+        <w:t xml:space="preserve"> объекта </w:t>
+      </w:r>
+      <w:proofErr w:type="spellStart"/>
+      <w:r>
+        <w:t>IApplicationBuilder</w:t>
+      </w:r>
+      <w:proofErr w:type="spellEnd"/>
+      <w:r>
+        <w:t xml:space="preserve">, который передается в метод </w:t>
+      </w:r>
+      <w:proofErr w:type="spellStart"/>
+      <w:proofErr w:type="gramStart"/>
+      <w:r>
+        <w:t>Configure</w:t>
+      </w:r>
+      <w:proofErr w:type="spellEnd"/>
+      <w:r>
+        <w:t>(</w:t>
+      </w:r>
+      <w:proofErr w:type="gramEnd"/>
+      <w:r>
+        <w:t xml:space="preserve">) класса </w:t>
+      </w:r>
+      <w:proofErr w:type="spellStart"/>
+      <w:r>
+        <w:t>Startup</w:t>
+      </w:r>
+      <w:proofErr w:type="spellEnd"/>
+    </w:p>
+    <w:p>
+      <w:pPr>
+        <w:spacing w:after="0" w:line="240" w:lineRule="auto"/>
+      </w:pPr>
+    </w:p>
+    <w:p>
+      <w:pPr>
+        <w:spacing w:after="0" w:line="240" w:lineRule="auto"/>
+      </w:pPr>
+    </w:p>
+    <w:p>
+      <w:pPr>
+        <w:pStyle w:val="a3"/>
+      </w:pPr>
+      <w:bookmarkStart w:id="46" w:name="_Toc212308980"/>
+      <w:r>
+        <w:t xml:space="preserve">Свой </w:t>
+      </w:r>
+      <w:proofErr w:type="spellStart"/>
+      <w:r>
+        <w:t>middleware</w:t>
+      </w:r>
+      <w:bookmarkEnd w:id="46"/>
+      <w:proofErr w:type="spellEnd"/>
+    </w:p>
+    <w:p>
+      <w:pPr>
+        <w:spacing w:after="0" w:line="240" w:lineRule="auto"/>
+      </w:pPr>
+      <w:r>
+        <w:t xml:space="preserve">Класс </w:t>
+      </w:r>
+      <w:proofErr w:type="spellStart"/>
+      <w:r>
+        <w:t>middleware</w:t>
+      </w:r>
+      <w:proofErr w:type="spellEnd"/>
+      <w:r>
+        <w:t xml:space="preserve"> должен иметь конструктор, который принимает параметр типа </w:t>
+      </w:r>
+      <w:proofErr w:type="spellStart"/>
+      <w:r>
+        <w:t>RequestDelegate</w:t>
+      </w:r>
+      <w:proofErr w:type="spellEnd"/>
+      <w:r>
+        <w:t>. Через этот параметр можно получить ссылку на тот делегат запроса, который стоит следующим в конвейере обработки запроса.</w:t>
+      </w:r>
+    </w:p>
+    <w:p>
+      <w:pPr>
+        <w:spacing w:after="0" w:line="240" w:lineRule="auto"/>
+      </w:pPr>
+    </w:p>
+    <w:p>
+      <w:pPr>
+        <w:spacing w:after="0" w:line="240" w:lineRule="auto"/>
+      </w:pPr>
+      <w:r>
+        <w:t xml:space="preserve">Также в классе должен быть определен метод, который должен называться либо </w:t>
+      </w:r>
+      <w:proofErr w:type="spellStart"/>
+      <w:r>
+        <w:t>Invoke</w:t>
+      </w:r>
+      <w:proofErr w:type="spellEnd"/>
+      <w:r>
+        <w:t xml:space="preserve">, либо </w:t>
+      </w:r>
+      <w:proofErr w:type="spellStart"/>
+      <w:r>
+        <w:t>InvokeAsync</w:t>
+      </w:r>
+      <w:proofErr w:type="spellEnd"/>
+      <w:r>
+        <w:t xml:space="preserve">. Причем этот метод должен возвращать объект Task и принимать в качестве параметра контекст запроса - объект </w:t>
+      </w:r>
+      <w:proofErr w:type="spellStart"/>
+      <w:r>
+        <w:t>HttpContext</w:t>
+      </w:r>
+      <w:proofErr w:type="spellEnd"/>
+      <w:r>
+        <w:t xml:space="preserve">. Данный </w:t>
+      </w:r>
+      <w:proofErr w:type="gramStart"/>
+      <w:r>
+        <w:t>метод собственно</w:t>
+      </w:r>
+      <w:proofErr w:type="gramEnd"/>
+      <w:r>
+        <w:t xml:space="preserve"> и будет обрабатывать запрос.</w:t>
+      </w:r>
+    </w:p>
+    <w:p>
+      <w:pPr>
+        <w:spacing w:after="0" w:line="240" w:lineRule="auto"/>
+      </w:pPr>
+    </w:p>
+    <w:p>
+      <w:pPr>
+        <w:spacing w:after="0" w:line="240" w:lineRule="auto"/>
+      </w:pPr>
+      <w:proofErr w:type="spellStart"/>
+      <w:r>
+        <w:t>public</w:t>
+      </w:r>
+      <w:proofErr w:type="spellEnd"/>
+      <w:r>
+        <w:t xml:space="preserve"> </w:t>
+      </w:r>
+      <w:proofErr w:type="spellStart"/>
+      <w:r>
+        <w:t>class</w:t>
+      </w:r>
+      <w:proofErr w:type="spellEnd"/>
+      <w:r>
+        <w:t xml:space="preserve"> </w:t>
+      </w:r>
+      <w:proofErr w:type="spellStart"/>
+      <w:r>
+        <w:t>TokenMiddleware</w:t>
+      </w:r>
+      <w:proofErr w:type="spellEnd"/>
+    </w:p>
+    <w:p>
+      <w:pPr>
+        <w:spacing w:after="0" w:line="240" w:lineRule="auto"/>
+      </w:pPr>
+      <w:r>
+        <w:t>{</w:t>
+      </w:r>
+    </w:p>
+    <w:p>
+      <w:pPr>
+        <w:spacing w:after="0" w:line="240" w:lineRule="auto"/>
+        <w:rPr>
+          <w:lang w:val="en-US"/>
+        </w:rPr>
+      </w:pPr>
+      <w:r>
+        <w:t xml:space="preserve">    </w:t>
+      </w:r>
+      <w:r>
+        <w:rPr>
+          <w:lang w:val="en-US"/>
+        </w:rPr>
+        <w:t xml:space="preserve">private </w:t>
+      </w:r>
+      <w:proofErr w:type="spellStart"/>
+      <w:r>
+        <w:rPr>
+          <w:lang w:val="en-US"/>
+        </w:rPr>
+        <w:t>readonly</w:t>
+      </w:r>
+      <w:proofErr w:type="spellEnd"/>
+      <w:r>
+        <w:rPr>
+          <w:lang w:val="en-US"/>
+        </w:rPr>
+        <w:t xml:space="preserve"> </w:t>
+      </w:r>
+      <w:proofErr w:type="spellStart"/>
+      <w:r>
+        <w:rPr>
+          <w:lang w:val="en-US"/>
+        </w:rPr>
+        <w:t>RequestDelegate</w:t>
+      </w:r>
+      <w:proofErr w:type="spellEnd"/>
+      <w:r>
+        <w:rPr>
+          <w:lang w:val="en-US"/>
+        </w:rPr>
+        <w:t xml:space="preserve"> _next;</w:t>
+      </w:r>
+    </w:p>
+    <w:p>
+      <w:pPr>
+        <w:spacing w:after="0" w:line="240" w:lineRule="auto"/>
+        <w:rPr>
+          <w:lang w:val="en-US"/>
+        </w:rPr>
+      </w:pPr>
+      <w:r>
+        <w:rPr>
+          <w:lang w:val="en-US"/>
+        </w:rPr>
+        <w:t xml:space="preserve"> </w:t>
+      </w:r>
+    </w:p>
+    <w:p>
+      <w:pPr>
+        <w:spacing w:after="0" w:line="240" w:lineRule="auto"/>
+        <w:rPr>
+          <w:lang w:val="en-US"/>
+        </w:rPr>
+      </w:pPr>
+      <w:r>
+        <w:rPr>
+          <w:lang w:val="en-US"/>
+        </w:rPr>
+        <w:t xml:space="preserve">    public </w:t>
+      </w:r>
+      <w:proofErr w:type="spellStart"/>
+      <w:proofErr w:type="gramStart"/>
+      <w:r>
+        <w:rPr>
+          <w:lang w:val="en-US"/>
+        </w:rPr>
+        <w:t>TokenMiddleware</w:t>
+      </w:r>
+      <w:proofErr w:type="spellEnd"/>
+      <w:r>
+        <w:rPr>
+          <w:lang w:val="en-US"/>
+        </w:rPr>
+        <w:t>(</w:t>
+      </w:r>
+      <w:proofErr w:type="spellStart"/>
+      <w:proofErr w:type="gramEnd"/>
+      <w:r>
+        <w:rPr>
+          <w:lang w:val="en-US"/>
+        </w:rPr>
+        <w:t>RequestDelegate</w:t>
+      </w:r>
+      <w:proofErr w:type="spellEnd"/>
+      <w:r>
+        <w:rPr>
+          <w:lang w:val="en-US"/>
+        </w:rPr>
+        <w:t xml:space="preserve"> next)</w:t>
+      </w:r>
+    </w:p>
+    <w:p>
+      <w:pPr>
+        <w:spacing w:after="0" w:line="240" w:lineRule="auto"/>
+        <w:rPr>
+          <w:lang w:val="en-US"/>
+        </w:rPr>
+      </w:pPr>
+      <w:r>
+        <w:rPr>
+          <w:lang w:val="en-US"/>
+        </w:rPr>
+        <w:t xml:space="preserve">    {</w:t>
+      </w:r>
+    </w:p>
+    <w:p>
+      <w:pPr>
+        <w:spacing w:after="0" w:line="240" w:lineRule="auto"/>
+        <w:rPr>
+          <w:lang w:val="en-US"/>
+        </w:rPr>
+      </w:pPr>
+      <w:r>
+        <w:rPr>
+          <w:lang w:val="en-US"/>
+        </w:rPr>
+        <w:t xml:space="preserve">        </w:t>
+      </w:r>
+      <w:proofErr w:type="spellStart"/>
+      <w:proofErr w:type="gramStart"/>
+      <w:r>
+        <w:rPr>
+          <w:lang w:val="en-US"/>
+        </w:rPr>
+        <w:t>this._</w:t>
+      </w:r>
+      <w:proofErr w:type="gramEnd"/>
+      <w:r>
+        <w:rPr>
+          <w:lang w:val="en-US"/>
+        </w:rPr>
+        <w:t>next</w:t>
+      </w:r>
+      <w:proofErr w:type="spellEnd"/>
+      <w:r>
+        <w:rPr>
+          <w:lang w:val="en-US"/>
+        </w:rPr>
+        <w:t xml:space="preserve"> = next;</w:t>
+      </w:r>
+    </w:p>
+    <w:p>
+      <w:pPr>
+        <w:spacing w:after="0" w:line="240" w:lineRule="auto"/>
+        <w:rPr>
+          <w:lang w:val="en-US"/>
+        </w:rPr>
+      </w:pPr>
+      <w:r>
+        <w:rPr>
+          <w:lang w:val="en-US"/>
+        </w:rPr>
+        <w:t xml:space="preserve">    }</w:t>
+      </w:r>
+    </w:p>
+    <w:p>
+      <w:pPr>
+        <w:spacing w:after="0" w:line="240" w:lineRule="auto"/>
+        <w:rPr>
+          <w:lang w:val="en-US"/>
+        </w:rPr>
+      </w:pPr>
+      <w:r>
+        <w:rPr>
+          <w:lang w:val="en-US"/>
+        </w:rPr>
+        <w:t xml:space="preserve"> </w:t>
+      </w:r>
+    </w:p>
+    <w:p>
+      <w:pPr>
+        <w:spacing w:after="0" w:line="240" w:lineRule="auto"/>
+        <w:rPr>
+          <w:lang w:val="en-US"/>
+        </w:rPr>
+      </w:pPr>
+      <w:r>
+        <w:rPr>
+          <w:lang w:val="en-US"/>
+        </w:rPr>
+        <w:t xml:space="preserve">    public async Task </w:t>
+      </w:r>
+      <w:proofErr w:type="spellStart"/>
+      <w:proofErr w:type="gramStart"/>
+      <w:r>
+        <w:rPr>
+          <w:lang w:val="en-US"/>
+        </w:rPr>
+        <w:t>InvokeAsync</w:t>
+      </w:r>
+      <w:proofErr w:type="spellEnd"/>
+      <w:r>
+        <w:rPr>
+          <w:lang w:val="en-US"/>
+        </w:rPr>
+        <w:t>(</w:t>
+      </w:r>
+      <w:proofErr w:type="spellStart"/>
+      <w:proofErr w:type="gramEnd"/>
+      <w:r>
+        <w:rPr>
+          <w:lang w:val="en-US"/>
+        </w:rPr>
+        <w:t>HttpContext</w:t>
+      </w:r>
+      <w:proofErr w:type="spellEnd"/>
+      <w:r>
+        <w:rPr>
+          <w:lang w:val="en-US"/>
+        </w:rPr>
+        <w:t xml:space="preserve"> context)</w:t>
+      </w:r>
+    </w:p>
+    <w:p>
+      <w:pPr>
+        <w:spacing w:after="0" w:line="240" w:lineRule="auto"/>
+        <w:rPr>
+          <w:lang w:val="en-US"/>
+        </w:rPr>
+      </w:pPr>
+      <w:r>
+        <w:rPr>
+          <w:lang w:val="en-US"/>
+        </w:rPr>
+        <w:t xml:space="preserve">    {</w:t>
+      </w:r>
+    </w:p>
+    <w:p>
+      <w:pPr>
+        <w:spacing w:after="0" w:line="240" w:lineRule="auto"/>
+        <w:rPr>
+          <w:lang w:val="en-US"/>
+        </w:rPr>
+      </w:pPr>
+      <w:r>
+        <w:rPr>
+          <w:lang w:val="en-US"/>
+        </w:rPr>
+        <w:t xml:space="preserve">        var token = </w:t>
+      </w:r>
+      <w:proofErr w:type="spellStart"/>
+      <w:proofErr w:type="gramStart"/>
+      <w:r>
+        <w:rPr>
+          <w:lang w:val="en-US"/>
+        </w:rPr>
+        <w:t>context.Request.Query</w:t>
+      </w:r>
+      <w:proofErr w:type="spellEnd"/>
+      <w:proofErr w:type="gramEnd"/>
+      <w:r>
+        <w:rPr>
+          <w:lang w:val="en-US"/>
+        </w:rPr>
+        <w:t>["token"];</w:t>
+      </w:r>
+    </w:p>
+    <w:p>
+      <w:pPr>
+        <w:spacing w:after="0" w:line="240" w:lineRule="auto"/>
+        <w:rPr>
+          <w:lang w:val="en-US"/>
+        </w:rPr>
+      </w:pPr>
+      <w:r>
+        <w:rPr>
+          <w:lang w:val="en-US"/>
+        </w:rPr>
         <w:lastRenderedPageBreak/>
-        <w:t>{</w:t>
-      </w:r>
-    </w:p>
-    <w:p>
-      <w:pPr>
-        <w:spacing w:after="0" w:line="240" w:lineRule="auto"/>
-        <w:rPr>
-          <w:lang w:val="en-US"/>
-        </w:rPr>
-      </w:pPr>
-      <w:r>
-        <w:rPr>
-          <w:lang w:val="en-US"/>
-        </w:rPr>
-        <w:t xml:space="preserve">    </w:t>
-      </w:r>
-      <w:proofErr w:type="spellStart"/>
-      <w:proofErr w:type="gramStart"/>
-      <w:r>
-        <w:rPr>
-          <w:lang w:val="en-US"/>
-        </w:rPr>
-        <w:t>services.AddControllersWithViews</w:t>
-      </w:r>
-      <w:proofErr w:type="spellEnd"/>
-      <w:proofErr w:type="gramEnd"/>
-      <w:r>
-        <w:rPr>
-          <w:lang w:val="en-US"/>
-        </w:rPr>
-        <w:t>(options=&gt;</w:t>
-      </w:r>
-    </w:p>
-    <w:p>
-      <w:pPr>
-        <w:spacing w:after="0" w:line="240" w:lineRule="auto"/>
-        <w:rPr>
-          <w:lang w:val="en-US"/>
-        </w:rPr>
-      </w:pPr>
-      <w:r>
-        <w:rPr>
-          <w:lang w:val="en-US"/>
-        </w:rPr>
-        <w:t xml:space="preserve">    { </w:t>
-      </w:r>
-    </w:p>
-    <w:p>
-      <w:pPr>
-        <w:spacing w:after="0" w:line="240" w:lineRule="auto"/>
-        <w:rPr>
-          <w:lang w:val="en-US"/>
-        </w:rPr>
-      </w:pPr>
-      <w:r>
-        <w:rPr>
-          <w:lang w:val="en-US"/>
-        </w:rPr>
-        <w:t xml:space="preserve">        </w:t>
-      </w:r>
-      <w:proofErr w:type="spellStart"/>
-      <w:proofErr w:type="gramStart"/>
-      <w:r>
-        <w:rPr>
-          <w:lang w:val="en-US"/>
-        </w:rPr>
-        <w:t>options.Filters.Add</w:t>
-      </w:r>
-      <w:proofErr w:type="spellEnd"/>
-      <w:proofErr w:type="gramEnd"/>
-      <w:r>
-        <w:rPr>
-          <w:lang w:val="en-US"/>
-        </w:rPr>
-        <w:t xml:space="preserve">(new </w:t>
-      </w:r>
-      <w:proofErr w:type="spellStart"/>
-      <w:r>
-        <w:rPr>
-          <w:lang w:val="en-US"/>
-        </w:rPr>
-        <w:t>SimpleResourceFilter</w:t>
-      </w:r>
-      <w:proofErr w:type="spellEnd"/>
-      <w:r>
-        <w:rPr>
-          <w:lang w:val="en-US"/>
-        </w:rPr>
-        <w:t xml:space="preserve">());    // </w:t>
-      </w:r>
-      <w:proofErr w:type="spellStart"/>
-      <w:r>
-        <w:rPr>
-          <w:lang w:val="en-US"/>
-        </w:rPr>
-        <w:t>подключение</w:t>
-      </w:r>
-      <w:proofErr w:type="spellEnd"/>
-      <w:r>
-        <w:rPr>
-          <w:lang w:val="en-US"/>
-        </w:rPr>
-        <w:t xml:space="preserve"> </w:t>
-      </w:r>
-      <w:proofErr w:type="spellStart"/>
-      <w:r>
-        <w:rPr>
-          <w:lang w:val="en-US"/>
-        </w:rPr>
-        <w:t>по</w:t>
-      </w:r>
-      <w:proofErr w:type="spellEnd"/>
-      <w:r>
-        <w:rPr>
-          <w:lang w:val="en-US"/>
-        </w:rPr>
-        <w:t xml:space="preserve"> </w:t>
-      </w:r>
-      <w:proofErr w:type="spellStart"/>
-      <w:r>
-        <w:rPr>
-          <w:lang w:val="en-US"/>
-        </w:rPr>
-        <w:t>объекту</w:t>
-      </w:r>
-      <w:proofErr w:type="spellEnd"/>
-    </w:p>
-    <w:p>
-      <w:pPr>
-        <w:spacing w:after="0" w:line="240" w:lineRule="auto"/>
-        <w:rPr>
-          <w:lang w:val="en-US"/>
-        </w:rPr>
-      </w:pPr>
-      <w:r>
-        <w:rPr>
-          <w:lang w:val="en-US"/>
-        </w:rPr>
-        <w:t xml:space="preserve">        </w:t>
-      </w:r>
-      <w:proofErr w:type="spellStart"/>
-      <w:proofErr w:type="gramStart"/>
-      <w:r>
-        <w:rPr>
-          <w:lang w:val="en-US"/>
-        </w:rPr>
-        <w:t>options.Filters.Add</w:t>
-      </w:r>
-      <w:proofErr w:type="spellEnd"/>
-      <w:proofErr w:type="gramEnd"/>
-      <w:r>
-        <w:rPr>
-          <w:lang w:val="en-US"/>
-        </w:rPr>
-        <w:t>(</w:t>
-      </w:r>
-      <w:proofErr w:type="spellStart"/>
-      <w:r>
-        <w:rPr>
-          <w:lang w:val="en-US"/>
-        </w:rPr>
-        <w:t>typeof</w:t>
-      </w:r>
-      <w:proofErr w:type="spellEnd"/>
-      <w:r>
-        <w:rPr>
-          <w:lang w:val="en-US"/>
-        </w:rPr>
-        <w:t>(</w:t>
-      </w:r>
-      <w:proofErr w:type="spellStart"/>
-      <w:r>
-        <w:rPr>
-          <w:lang w:val="en-US"/>
-        </w:rPr>
-        <w:t>SimpleResourceFilter</w:t>
-      </w:r>
-      <w:proofErr w:type="spellEnd"/>
-      <w:r>
-        <w:rPr>
-          <w:lang w:val="en-US"/>
-        </w:rPr>
-        <w:t xml:space="preserve">));  // </w:t>
-      </w:r>
-      <w:proofErr w:type="spellStart"/>
-      <w:r>
-        <w:rPr>
-          <w:lang w:val="en-US"/>
-        </w:rPr>
-        <w:t>подключение</w:t>
-      </w:r>
-      <w:proofErr w:type="spellEnd"/>
-      <w:r>
-        <w:rPr>
-          <w:lang w:val="en-US"/>
-        </w:rPr>
-        <w:t xml:space="preserve"> </w:t>
-      </w:r>
-      <w:proofErr w:type="spellStart"/>
-      <w:r>
-        <w:rPr>
-          <w:lang w:val="en-US"/>
-        </w:rPr>
-        <w:t>по</w:t>
-      </w:r>
-      <w:proofErr w:type="spellEnd"/>
-      <w:r>
-        <w:rPr>
-          <w:lang w:val="en-US"/>
-        </w:rPr>
-        <w:t xml:space="preserve"> </w:t>
-      </w:r>
-      <w:proofErr w:type="spellStart"/>
-      <w:r>
-        <w:rPr>
-          <w:lang w:val="en-US"/>
-        </w:rPr>
-        <w:t>типу</w:t>
-      </w:r>
-      <w:proofErr w:type="spellEnd"/>
-    </w:p>
-    <w:p>
-      <w:pPr>
-        <w:spacing w:after="0" w:line="240" w:lineRule="auto"/>
-      </w:pPr>
-      <w:r>
-        <w:rPr>
-          <w:lang w:val="en-US"/>
-        </w:rPr>
-        <w:t xml:space="preserve">    </w:t>
-      </w:r>
-      <w:r>
-        <w:t>});</w:t>
-      </w:r>
-    </w:p>
-    <w:p>
-      <w:pPr>
-        <w:spacing w:after="0" w:line="240" w:lineRule="auto"/>
-      </w:pPr>
-      <w:r>
-        <w:t>}</w:t>
-      </w:r>
-    </w:p>
-    <w:p>
-      <w:pPr>
-        <w:spacing w:after="0" w:line="240" w:lineRule="auto"/>
-      </w:pPr>
-    </w:p>
-    <w:p>
-      <w:pPr>
-        <w:spacing w:after="0" w:line="240" w:lineRule="auto"/>
-      </w:pPr>
-      <w:r>
-        <w:t xml:space="preserve">Чтобы прервать </w:t>
-      </w:r>
-      <w:proofErr w:type="spellStart"/>
-      <w:r>
-        <w:t>пайплайн</w:t>
-      </w:r>
-      <w:proofErr w:type="spellEnd"/>
-      <w:r>
-        <w:t xml:space="preserve"> фильтров, надо присвоить значение </w:t>
-      </w:r>
-      <w:r>
-        <w:rPr>
-          <w:lang w:val="en-US"/>
-        </w:rPr>
-        <w:t>Result</w:t>
-      </w:r>
-    </w:p>
-    <w:p>
-      <w:pPr>
-        <w:spacing w:after="0" w:line="240" w:lineRule="auto"/>
-        <w:rPr>
-          <w:lang w:val="en-US"/>
-        </w:rPr>
-      </w:pPr>
-      <w:r>
-        <w:rPr>
-          <w:lang w:val="en-US"/>
-        </w:rPr>
-        <w:t xml:space="preserve">public void </w:t>
-      </w:r>
-      <w:proofErr w:type="spellStart"/>
-      <w:proofErr w:type="gramStart"/>
-      <w:r>
-        <w:rPr>
-          <w:lang w:val="en-US"/>
-        </w:rPr>
-        <w:t>OnResourceExecuting</w:t>
-      </w:r>
-      <w:proofErr w:type="spellEnd"/>
-      <w:r>
-        <w:rPr>
-          <w:lang w:val="en-US"/>
-        </w:rPr>
-        <w:t>(</w:t>
-      </w:r>
-      <w:proofErr w:type="spellStart"/>
-      <w:proofErr w:type="gramEnd"/>
-      <w:r>
-        <w:rPr>
-          <w:lang w:val="en-US"/>
-        </w:rPr>
-        <w:t>ResourceExecutingContext</w:t>
-      </w:r>
-      <w:proofErr w:type="spellEnd"/>
-      <w:r>
-        <w:rPr>
-          <w:lang w:val="en-US"/>
-        </w:rPr>
-        <w:t xml:space="preserve"> context)</w:t>
-      </w:r>
-    </w:p>
-    <w:p>
-      <w:pPr>
-        <w:spacing w:after="0" w:line="240" w:lineRule="auto"/>
-        <w:rPr>
-          <w:lang w:val="en-US"/>
-        </w:rPr>
-      </w:pPr>
-      <w:r>
-        <w:rPr>
-          <w:lang w:val="en-US"/>
-        </w:rPr>
-        <w:t>{</w:t>
-      </w:r>
-    </w:p>
-    <w:p>
-      <w:pPr>
-        <w:spacing w:after="0" w:line="240" w:lineRule="auto"/>
-        <w:rPr>
-          <w:lang w:val="en-US"/>
-        </w:rPr>
-      </w:pPr>
-      <w:r>
-        <w:rPr>
-          <w:lang w:val="en-US"/>
-        </w:rPr>
-        <w:t xml:space="preserve">    </w:t>
-      </w:r>
-      <w:proofErr w:type="spellStart"/>
-      <w:proofErr w:type="gramStart"/>
-      <w:r>
-        <w:rPr>
-          <w:lang w:val="en-US"/>
-        </w:rPr>
-        <w:t>context.Result</w:t>
-      </w:r>
-      <w:proofErr w:type="spellEnd"/>
-      <w:proofErr w:type="gramEnd"/>
-      <w:r>
-        <w:rPr>
-          <w:lang w:val="en-US"/>
-        </w:rPr>
-        <w:t xml:space="preserve"> = new </w:t>
-      </w:r>
-      <w:proofErr w:type="spellStart"/>
-      <w:r>
-        <w:rPr>
-          <w:lang w:val="en-US"/>
-        </w:rPr>
-        <w:t>ContentResult</w:t>
-      </w:r>
-      <w:proofErr w:type="spellEnd"/>
-      <w:r>
-        <w:rPr>
-          <w:lang w:val="en-US"/>
-        </w:rPr>
-        <w:t xml:space="preserve"> { Content = "</w:t>
-      </w:r>
-      <w:proofErr w:type="spellStart"/>
-      <w:r>
-        <w:rPr>
-          <w:lang w:val="en-US"/>
-        </w:rPr>
-        <w:t>Ресурс</w:t>
-      </w:r>
-      <w:proofErr w:type="spellEnd"/>
-      <w:r>
-        <w:rPr>
-          <w:lang w:val="en-US"/>
-        </w:rPr>
-        <w:t xml:space="preserve"> </w:t>
-      </w:r>
-      <w:proofErr w:type="spellStart"/>
-      <w:r>
-        <w:rPr>
-          <w:lang w:val="en-US"/>
-        </w:rPr>
-        <w:t>не</w:t>
-      </w:r>
-      <w:proofErr w:type="spellEnd"/>
-      <w:r>
-        <w:rPr>
-          <w:lang w:val="en-US"/>
-        </w:rPr>
-        <w:t xml:space="preserve"> </w:t>
-      </w:r>
-      <w:proofErr w:type="spellStart"/>
-      <w:r>
-        <w:rPr>
-          <w:lang w:val="en-US"/>
-        </w:rPr>
-        <w:t>найден</w:t>
-      </w:r>
-      <w:proofErr w:type="spellEnd"/>
-      <w:r>
-        <w:rPr>
-          <w:lang w:val="en-US"/>
-        </w:rPr>
-        <w:t>" };</w:t>
-      </w:r>
-    </w:p>
-    <w:p>
-      <w:pPr>
-        <w:spacing w:after="0" w:line="240" w:lineRule="auto"/>
-      </w:pPr>
-      <w:r>
-        <w:t>}</w:t>
-      </w:r>
-    </w:p>
-    <w:p>
-      <w:pPr>
-        <w:spacing w:after="0" w:line="240" w:lineRule="auto"/>
-      </w:pPr>
-    </w:p>
-    <w:p>
-      <w:pPr>
-        <w:spacing w:after="0" w:line="240" w:lineRule="auto"/>
-      </w:pPr>
-    </w:p>
-    <w:p>
-      <w:pPr>
-        <w:pStyle w:val="a5"/>
-      </w:pPr>
-      <w:bookmarkStart w:id="43" w:name="_Toc212308979"/>
-      <w:r>
-        <w:t>Конвейер</w:t>
-      </w:r>
-      <w:r>
-        <w:t xml:space="preserve"> </w:t>
-      </w:r>
-      <w:r>
-        <w:t xml:space="preserve">обработки запроса и </w:t>
-      </w:r>
-      <w:r>
-        <w:rPr>
-          <w:lang w:val="en-US"/>
-        </w:rPr>
-        <w:t>middleware</w:t>
-      </w:r>
-      <w:bookmarkEnd w:id="43"/>
-    </w:p>
-    <w:p>
-      <w:pPr>
-        <w:spacing w:after="0" w:line="240" w:lineRule="auto"/>
-      </w:pPr>
-    </w:p>
-    <w:p>
-      <w:pPr>
-        <w:spacing w:after="0" w:line="240" w:lineRule="auto"/>
-      </w:pPr>
-      <w:r>
-        <w:t xml:space="preserve">Компоненты конвейера, которые отвечают за обработку запроса, называются </w:t>
-      </w:r>
-      <w:proofErr w:type="spellStart"/>
-      <w:r>
-        <w:t>middleware</w:t>
-      </w:r>
-      <w:proofErr w:type="spellEnd"/>
-      <w:r>
-        <w:t xml:space="preserve">. </w:t>
-      </w:r>
-    </w:p>
-    <w:p>
-      <w:pPr>
-        <w:spacing w:after="0" w:line="240" w:lineRule="auto"/>
-      </w:pPr>
-      <w:r>
-        <w:t xml:space="preserve">Для подключения компонентов </w:t>
-      </w:r>
-      <w:proofErr w:type="spellStart"/>
-      <w:r>
-        <w:t>middleware</w:t>
-      </w:r>
-      <w:proofErr w:type="spellEnd"/>
-      <w:r>
-        <w:t xml:space="preserve"> используется метод </w:t>
-      </w:r>
-      <w:proofErr w:type="spellStart"/>
-      <w:r>
-        <w:t>Configure</w:t>
-      </w:r>
-      <w:proofErr w:type="spellEnd"/>
-      <w:r>
-        <w:t xml:space="preserve"> из класса </w:t>
-      </w:r>
-      <w:proofErr w:type="spellStart"/>
-      <w:r>
-        <w:t>Startup</w:t>
-      </w:r>
-      <w:proofErr w:type="spellEnd"/>
-      <w:r>
-        <w:t xml:space="preserve">. </w:t>
-      </w:r>
-    </w:p>
-    <w:p>
-      <w:pPr>
-        <w:spacing w:after="0" w:line="240" w:lineRule="auto"/>
-      </w:pPr>
-      <w:r>
-        <w:t xml:space="preserve">Компоненты </w:t>
-      </w:r>
-      <w:proofErr w:type="spellStart"/>
-      <w:r>
-        <w:t>middleware</w:t>
-      </w:r>
-      <w:proofErr w:type="spellEnd"/>
-      <w:r>
-        <w:t xml:space="preserve"> конфигурируются с помощью методов расширений </w:t>
-      </w:r>
-      <w:proofErr w:type="spellStart"/>
-      <w:r>
-        <w:t>Run</w:t>
-      </w:r>
-      <w:proofErr w:type="spellEnd"/>
-      <w:r>
-        <w:t xml:space="preserve">, </w:t>
-      </w:r>
-      <w:proofErr w:type="spellStart"/>
-      <w:r>
-        <w:t>Map</w:t>
-      </w:r>
-      <w:proofErr w:type="spellEnd"/>
-      <w:r>
-        <w:t xml:space="preserve"> и </w:t>
-      </w:r>
-      <w:proofErr w:type="spellStart"/>
-      <w:r>
-        <w:t>Use</w:t>
-      </w:r>
-      <w:proofErr w:type="spellEnd"/>
-      <w:r>
-        <w:t xml:space="preserve"> объекта </w:t>
-      </w:r>
-      <w:proofErr w:type="spellStart"/>
-      <w:r>
-        <w:t>IApplicationBuilder</w:t>
-      </w:r>
-      <w:proofErr w:type="spellEnd"/>
-      <w:r>
-        <w:t xml:space="preserve">, который передается в метод </w:t>
-      </w:r>
-      <w:proofErr w:type="spellStart"/>
-      <w:proofErr w:type="gramStart"/>
-      <w:r>
-        <w:t>Configure</w:t>
-      </w:r>
-      <w:proofErr w:type="spellEnd"/>
-      <w:r>
-        <w:t>(</w:t>
-      </w:r>
-      <w:proofErr w:type="gramEnd"/>
-      <w:r>
-        <w:t xml:space="preserve">) класса </w:t>
-      </w:r>
-      <w:proofErr w:type="spellStart"/>
-      <w:r>
-        <w:t>Startup</w:t>
-      </w:r>
-      <w:proofErr w:type="spellEnd"/>
-    </w:p>
-    <w:p>
-      <w:pPr>
-        <w:spacing w:after="0" w:line="240" w:lineRule="auto"/>
-      </w:pPr>
-    </w:p>
-    <w:p>
-      <w:pPr>
-        <w:spacing w:after="0" w:line="240" w:lineRule="auto"/>
-      </w:pPr>
-    </w:p>
-    <w:p>
-      <w:pPr>
-        <w:pStyle w:val="a3"/>
-      </w:pPr>
-      <w:bookmarkStart w:id="44" w:name="_Toc212308980"/>
-      <w:r>
-        <w:t xml:space="preserve">Свой </w:t>
-      </w:r>
-      <w:proofErr w:type="spellStart"/>
-      <w:r>
-        <w:t>middleware</w:t>
-      </w:r>
-      <w:bookmarkEnd w:id="44"/>
-      <w:proofErr w:type="spellEnd"/>
-    </w:p>
-    <w:p>
-      <w:pPr>
-        <w:spacing w:after="0" w:line="240" w:lineRule="auto"/>
-      </w:pPr>
-      <w:r>
-        <w:t xml:space="preserve">Класс </w:t>
-      </w:r>
-      <w:proofErr w:type="spellStart"/>
-      <w:r>
-        <w:t>middleware</w:t>
-      </w:r>
-      <w:proofErr w:type="spellEnd"/>
-      <w:r>
-        <w:t xml:space="preserve"> должен иметь конструктор, который принимает параметр типа </w:t>
-      </w:r>
-      <w:proofErr w:type="spellStart"/>
-      <w:r>
-        <w:t>RequestDelegate</w:t>
-      </w:r>
-      <w:proofErr w:type="spellEnd"/>
-      <w:r>
-        <w:t>. Через этот параметр можно получить ссылку на тот делегат запроса, который стоит следующим в конвейере обработки запроса.</w:t>
-      </w:r>
-    </w:p>
-    <w:p>
-      <w:pPr>
-        <w:spacing w:after="0" w:line="240" w:lineRule="auto"/>
-      </w:pPr>
-    </w:p>
-    <w:p>
-      <w:pPr>
-        <w:spacing w:after="0" w:line="240" w:lineRule="auto"/>
-      </w:pPr>
-      <w:r>
-        <w:t xml:space="preserve">Также в классе должен быть определен метод, который должен называться либо </w:t>
-      </w:r>
-      <w:proofErr w:type="spellStart"/>
-      <w:r>
-        <w:t>Invoke</w:t>
-      </w:r>
-      <w:proofErr w:type="spellEnd"/>
-      <w:r>
-        <w:t xml:space="preserve">, либо </w:t>
-      </w:r>
-      <w:proofErr w:type="spellStart"/>
-      <w:r>
-        <w:t>InvokeAsync</w:t>
-      </w:r>
-      <w:proofErr w:type="spellEnd"/>
-      <w:r>
-        <w:t xml:space="preserve">. Причем этот метод должен возвращать объект Task и принимать в качестве параметра контекст запроса - объект </w:t>
-      </w:r>
-      <w:proofErr w:type="spellStart"/>
-      <w:r>
-        <w:t>HttpContext</w:t>
-      </w:r>
-      <w:proofErr w:type="spellEnd"/>
-      <w:r>
-        <w:t xml:space="preserve">. Данный </w:t>
-      </w:r>
-      <w:proofErr w:type="gramStart"/>
-      <w:r>
-        <w:t>метод собственно</w:t>
-      </w:r>
-      <w:proofErr w:type="gramEnd"/>
-      <w:r>
-        <w:t xml:space="preserve"> и будет обрабатывать запрос.</w:t>
-      </w:r>
-    </w:p>
-    <w:p>
-      <w:pPr>
-        <w:spacing w:after="0" w:line="240" w:lineRule="auto"/>
-      </w:pPr>
-    </w:p>
-    <w:p>
-      <w:pPr>
-        <w:spacing w:after="0" w:line="240" w:lineRule="auto"/>
-      </w:pPr>
-      <w:proofErr w:type="spellStart"/>
-      <w:r>
-        <w:t>public</w:t>
-      </w:r>
-      <w:proofErr w:type="spellEnd"/>
-      <w:r>
-        <w:t xml:space="preserve"> </w:t>
-      </w:r>
-      <w:proofErr w:type="spellStart"/>
-      <w:r>
-        <w:t>class</w:t>
-      </w:r>
-      <w:proofErr w:type="spellEnd"/>
-      <w:r>
-        <w:t xml:space="preserve"> </w:t>
-      </w:r>
-      <w:proofErr w:type="spellStart"/>
-      <w:r>
-        <w:t>TokenMiddleware</w:t>
-      </w:r>
-      <w:proofErr w:type="spellEnd"/>
-    </w:p>
-    <w:p>
-      <w:pPr>
-        <w:spacing w:after="0" w:line="240" w:lineRule="auto"/>
-      </w:pPr>
-      <w:r>
-        <w:t>{</w:t>
-      </w:r>
-    </w:p>
-    <w:p>
-      <w:pPr>
-        <w:spacing w:after="0" w:line="240" w:lineRule="auto"/>
-        <w:rPr>
-          <w:lang w:val="en-US"/>
-        </w:rPr>
-      </w:pPr>
-      <w:r>
-        <w:t xml:space="preserve">    </w:t>
-      </w:r>
-      <w:r>
-        <w:rPr>
-          <w:lang w:val="en-US"/>
-        </w:rPr>
-        <w:t xml:space="preserve">private </w:t>
-      </w:r>
-      <w:proofErr w:type="spellStart"/>
-      <w:r>
-        <w:rPr>
-          <w:lang w:val="en-US"/>
-        </w:rPr>
-        <w:t>readonly</w:t>
-      </w:r>
-      <w:proofErr w:type="spellEnd"/>
-      <w:r>
-        <w:rPr>
-          <w:lang w:val="en-US"/>
-        </w:rPr>
-        <w:t xml:space="preserve"> </w:t>
-      </w:r>
-      <w:proofErr w:type="spellStart"/>
-      <w:r>
-        <w:rPr>
-          <w:lang w:val="en-US"/>
-        </w:rPr>
-        <w:t>RequestDelegate</w:t>
-      </w:r>
-      <w:proofErr w:type="spellEnd"/>
-      <w:r>
-        <w:rPr>
-          <w:lang w:val="en-US"/>
-        </w:rPr>
-        <w:t xml:space="preserve"> _next;</w:t>
-      </w:r>
-    </w:p>
-    <w:p>
-      <w:pPr>
-        <w:spacing w:after="0" w:line="240" w:lineRule="auto"/>
-        <w:rPr>
-          <w:lang w:val="en-US"/>
-        </w:rPr>
-      </w:pPr>
-      <w:r>
-        <w:rPr>
-          <w:lang w:val="en-US"/>
-        </w:rPr>
-        <w:t xml:space="preserve"> </w:t>
-      </w:r>
-    </w:p>
-    <w:p>
-      <w:pPr>
-        <w:spacing w:after="0" w:line="240" w:lineRule="auto"/>
-        <w:rPr>
-          <w:lang w:val="en-US"/>
-        </w:rPr>
-      </w:pPr>
-      <w:r>
-        <w:rPr>
-          <w:lang w:val="en-US"/>
-        </w:rPr>
-        <w:t xml:space="preserve">    public </w:t>
-      </w:r>
-      <w:proofErr w:type="spellStart"/>
-      <w:proofErr w:type="gramStart"/>
-      <w:r>
-        <w:rPr>
-          <w:lang w:val="en-US"/>
-        </w:rPr>
-        <w:t>TokenMiddleware</w:t>
-      </w:r>
-      <w:proofErr w:type="spellEnd"/>
-      <w:r>
-        <w:rPr>
-          <w:lang w:val="en-US"/>
-        </w:rPr>
-        <w:t>(</w:t>
-      </w:r>
-      <w:proofErr w:type="spellStart"/>
-      <w:proofErr w:type="gramEnd"/>
-      <w:r>
-        <w:rPr>
-          <w:lang w:val="en-US"/>
-        </w:rPr>
-        <w:t>RequestDelegate</w:t>
-      </w:r>
-      <w:proofErr w:type="spellEnd"/>
-      <w:r>
-        <w:rPr>
-          <w:lang w:val="en-US"/>
-        </w:rPr>
-        <w:t xml:space="preserve"> next)</w:t>
-      </w:r>
-    </w:p>
-    <w:p>
-      <w:pPr>
-        <w:spacing w:after="0" w:line="240" w:lineRule="auto"/>
-        <w:rPr>
-          <w:lang w:val="en-US"/>
-        </w:rPr>
-      </w:pPr>
-      <w:r>
-        <w:rPr>
-          <w:lang w:val="en-US"/>
-        </w:rPr>
-        <w:t xml:space="preserve">    {</w:t>
-      </w:r>
-    </w:p>
-    <w:p>
-      <w:pPr>
-        <w:spacing w:after="0" w:line="240" w:lineRule="auto"/>
-        <w:rPr>
-          <w:lang w:val="en-US"/>
-        </w:rPr>
-      </w:pPr>
-      <w:r>
-        <w:rPr>
-          <w:lang w:val="en-US"/>
-        </w:rPr>
-        <w:t xml:space="preserve">        </w:t>
-      </w:r>
-      <w:proofErr w:type="spellStart"/>
-      <w:proofErr w:type="gramStart"/>
-      <w:r>
-        <w:rPr>
-          <w:lang w:val="en-US"/>
-        </w:rPr>
-        <w:t>this._</w:t>
-      </w:r>
-      <w:proofErr w:type="gramEnd"/>
-      <w:r>
-        <w:rPr>
-          <w:lang w:val="en-US"/>
-        </w:rPr>
-        <w:t>next</w:t>
-      </w:r>
-      <w:proofErr w:type="spellEnd"/>
-      <w:r>
-        <w:rPr>
-          <w:lang w:val="en-US"/>
-        </w:rPr>
-        <w:t xml:space="preserve"> = next;</w:t>
-      </w:r>
-    </w:p>
-    <w:p>
-      <w:pPr>
-        <w:spacing w:after="0" w:line="240" w:lineRule="auto"/>
-        <w:rPr>
-          <w:lang w:val="en-US"/>
-        </w:rPr>
-      </w:pPr>
-      <w:r>
-        <w:rPr>
-          <w:lang w:val="en-US"/>
-        </w:rPr>
-        <w:t xml:space="preserve">    }</w:t>
-      </w:r>
-    </w:p>
-    <w:p>
-      <w:pPr>
-        <w:spacing w:after="0" w:line="240" w:lineRule="auto"/>
-        <w:rPr>
-          <w:lang w:val="en-US"/>
-        </w:rPr>
-      </w:pPr>
-      <w:r>
-        <w:rPr>
-          <w:lang w:val="en-US"/>
-        </w:rPr>
-        <w:t xml:space="preserve"> </w:t>
-      </w:r>
-    </w:p>
-    <w:p>
-      <w:pPr>
-        <w:spacing w:after="0" w:line="240" w:lineRule="auto"/>
-        <w:rPr>
-          <w:lang w:val="en-US"/>
-        </w:rPr>
-      </w:pPr>
-      <w:r>
-        <w:rPr>
-          <w:lang w:val="en-US"/>
-        </w:rPr>
-        <w:t xml:space="preserve">    public async Task </w:t>
-      </w:r>
-      <w:proofErr w:type="spellStart"/>
-      <w:proofErr w:type="gramStart"/>
-      <w:r>
-        <w:rPr>
-          <w:lang w:val="en-US"/>
-        </w:rPr>
-        <w:t>InvokeAsync</w:t>
-      </w:r>
-      <w:proofErr w:type="spellEnd"/>
-      <w:r>
-        <w:rPr>
-          <w:lang w:val="en-US"/>
-        </w:rPr>
-        <w:t>(</w:t>
-      </w:r>
-      <w:proofErr w:type="spellStart"/>
-      <w:proofErr w:type="gramEnd"/>
-      <w:r>
-        <w:rPr>
-          <w:lang w:val="en-US"/>
-        </w:rPr>
-        <w:t>HttpContext</w:t>
-      </w:r>
-      <w:proofErr w:type="spellEnd"/>
-      <w:r>
-        <w:rPr>
-          <w:lang w:val="en-US"/>
-        </w:rPr>
-        <w:t xml:space="preserve"> context)</w:t>
-      </w:r>
-    </w:p>
-    <w:p>
-      <w:pPr>
-        <w:spacing w:after="0" w:line="240" w:lineRule="auto"/>
-        <w:rPr>
-          <w:lang w:val="en-US"/>
-        </w:rPr>
-      </w:pPr>
-      <w:r>
-        <w:rPr>
-          <w:lang w:val="en-US"/>
-        </w:rPr>
-        <w:t xml:space="preserve">    {</w:t>
-      </w:r>
-    </w:p>
-    <w:p>
-      <w:pPr>
-        <w:spacing w:after="0" w:line="240" w:lineRule="auto"/>
-        <w:rPr>
-          <w:lang w:val="en-US"/>
-        </w:rPr>
-      </w:pPr>
-      <w:r>
-        <w:rPr>
-          <w:lang w:val="en-US"/>
-        </w:rPr>
-        <w:t xml:space="preserve">        var token = </w:t>
-      </w:r>
-      <w:proofErr w:type="spellStart"/>
-      <w:proofErr w:type="gramStart"/>
-      <w:r>
-        <w:rPr>
-          <w:lang w:val="en-US"/>
-        </w:rPr>
-        <w:t>context.Request.Query</w:t>
-      </w:r>
-      <w:proofErr w:type="spellEnd"/>
-      <w:proofErr w:type="gramEnd"/>
-      <w:r>
-        <w:rPr>
-          <w:lang w:val="en-US"/>
-        </w:rPr>
-        <w:t>["token"];</w:t>
-      </w:r>
-    </w:p>
-    <w:p>
-      <w:pPr>
-        <w:spacing w:after="0" w:line="240" w:lineRule="auto"/>
-        <w:rPr>
-          <w:lang w:val="en-US"/>
-        </w:rPr>
-      </w:pPr>
-      <w:r>
-        <w:rPr>
-          <w:lang w:val="en-US"/>
-        </w:rPr>
         <w:t xml:space="preserve">        if (</w:t>
       </w:r>
       <w:proofErr w:type="gramStart"/>
@@ -20945,7 +21822,6 @@
         <w:rPr>
           <w:lang w:val="en-US"/>
         </w:rPr>
-        <w:lastRenderedPageBreak/>
         <w:t xml:space="preserve">        }</w:t>
       </w:r>
     </w:p>
@@ -21273,14 +22149,14 @@
           <w:lang w:val="en-US"/>
         </w:rPr>
       </w:pPr>
-      <w:bookmarkStart w:id="45" w:name="_Toc212308981"/>
+      <w:bookmarkStart w:id="47" w:name="_Toc212308981"/>
       <w:r>
         <w:rPr>
           <w:lang w:val="en-US"/>
         </w:rPr>
         <w:t>Filter vs Middleware</w:t>
       </w:r>
-      <w:bookmarkEnd w:id="45"/>
+      <w:bookmarkEnd w:id="47"/>
     </w:p>
     <w:p>
       <w:pPr>
@@ -21351,7 +22227,7 @@
           <w:lang w:val="en-US"/>
         </w:rPr>
       </w:pPr>
-      <w:bookmarkStart w:id="46" w:name="_Toc212308982"/>
+      <w:bookmarkStart w:id="48" w:name="_Toc212308982"/>
       <w:proofErr w:type="spellStart"/>
       <w:r>
         <w:rPr>
@@ -21380,7 +22256,7 @@
         </w:rPr>
         <w:t xml:space="preserve"> ASP .NET</w:t>
       </w:r>
-      <w:bookmarkEnd w:id="46"/>
+      <w:bookmarkEnd w:id="48"/>
     </w:p>
     <w:p>
       <w:pPr>
@@ -21516,7 +22392,7 @@
       <w:pPr>
         <w:pStyle w:val="a5"/>
       </w:pPr>
-      <w:bookmarkStart w:id="47" w:name="_Toc212308983"/>
+      <w:bookmarkStart w:id="49" w:name="_Toc212308983"/>
       <w:proofErr w:type="spellStart"/>
       <w:r>
         <w:rPr>
@@ -21524,7 +22400,7 @@
         </w:rPr>
         <w:t>IActionResult</w:t>
       </w:r>
-      <w:bookmarkEnd w:id="47"/>
+      <w:bookmarkEnd w:id="49"/>
       <w:proofErr w:type="spellEnd"/>
     </w:p>
     <w:p>
@@ -21720,6 +22596,7 @@
         <w:rPr>
           <w:lang w:val="en-US"/>
         </w:rPr>
+        <w:lastRenderedPageBreak/>
         <w:t>Свой</w:t>
       </w:r>
       <w:proofErr w:type="spellEnd"/>
@@ -21927,7 +22804,6 @@
         <w:rPr>
           <w:lang w:val="en-US"/>
         </w:rPr>
-        <w:lastRenderedPageBreak/>
         <w:t xml:space="preserve">    public async Task </w:t>
       </w:r>
       <w:proofErr w:type="spellStart"/>
@@ -24363,6 +25239,31 @@
       <w:ind w:left="440"/>
     </w:pPr>
   </w:style>
+  <w:style w:type="character" w:customStyle="1" w:styleId="k">
+    <w:name w:val="k"/>
+    <w:basedOn w:val="a0"/>
+    <w:rsid w:val="006E65C7"/>
+  </w:style>
+  <w:style w:type="character" w:customStyle="1" w:styleId="nc">
+    <w:name w:val="nc"/>
+    <w:basedOn w:val="a0"/>
+    <w:rsid w:val="006E65C7"/>
+  </w:style>
+  <w:style w:type="character" w:customStyle="1" w:styleId="p">
+    <w:name w:val="p"/>
+    <w:basedOn w:val="a0"/>
+    <w:rsid w:val="006E65C7"/>
+  </w:style>
+  <w:style w:type="character" w:customStyle="1" w:styleId="n">
+    <w:name w:val="n"/>
+    <w:basedOn w:val="a0"/>
+    <w:rsid w:val="006E65C7"/>
+  </w:style>
+  <w:style w:type="character" w:customStyle="1" w:styleId="c1">
+    <w:name w:val="c1"/>
+    <w:basedOn w:val="a0"/>
+    <w:rsid w:val="006E65C7"/>
+  </w:style>
 </w:styles>
 </file>
 
@@ -24666,7 +25567,7 @@
 </file>
 
 <file path=customXml/itemProps1.xml><?xml version="1.0" encoding="utf-8"?>
-<ds:datastoreItem xmlns:ds="http://schemas.openxmlformats.org/officeDocument/2006/customXml" ds:itemID="{E21BECB2-BDA6-490F-B565-596A7AA48502}">
+<ds:datastoreItem xmlns:ds="http://schemas.openxmlformats.org/officeDocument/2006/customXml" ds:itemID="{D4C9FB9A-2572-40DE-9091-A45A172872BF}">
   <ds:schemaRefs>
     <ds:schemaRef ds:uri="http://schemas.openxmlformats.org/officeDocument/2006/bibliography"/>
   </ds:schemaRefs>
